--- a/Documentacao/Relatório Técnico - Estacionamento.docx
+++ b/Documentacao/Relatório Técnico - Estacionamento.docx
@@ -1,6 +1,6 @@
 
 <file path=word/document.xml><?xml version="1.0" encoding="utf-8"?>
-<w:document xmlns:wpc="http://schemas.microsoft.com/office/word/2010/wordprocessingCanvas" xmlns:cx="http://schemas.microsoft.com/office/drawing/2014/chartex" xmlns:cx1="http://schemas.microsoft.com/office/drawing/2015/9/8/chartex" xmlns:cx2="http://schemas.microsoft.com/office/drawing/2015/10/21/chartex" xmlns:cx3="http://schemas.microsoft.com/office/drawing/2016/5/9/chartex" xmlns:cx4="http://schemas.microsoft.com/office/drawing/2016/5/10/chartex" xmlns:cx5="http://schemas.microsoft.com/office/drawing/2016/5/11/chartex" xmlns:cx6="http://schemas.microsoft.com/office/drawing/2016/5/12/chartex" xmlns:cx7="http://schemas.microsoft.com/office/drawing/2016/5/13/chartex" xmlns:cx8="http://schemas.microsoft.com/office/drawing/2016/5/14/chartex" xmlns:mc="http://schemas.openxmlformats.org/markup-compatibility/2006" xmlns:aink="http://schemas.microsoft.com/office/drawing/2016/ink" xmlns:am3d="http://schemas.microsoft.com/office/drawing/2017/model3d" xmlns:o="urn:schemas-microsoft-com:office:office" xmlns:oel="http://schemas.microsoft.com/office/2019/extlst" xmlns:r="http://schemas.openxmlformats.org/officeDocument/2006/relationships" xmlns:m="http://schemas.openxmlformats.org/officeDocument/2006/math" xmlns:v="urn:schemas-microsoft-com:vml" xmlns:wp14="http://schemas.microsoft.com/office/word/2010/wordprocessingDrawing" xmlns:wp="http://schemas.openxmlformats.org/drawingml/2006/wordprocessingDrawing" xmlns:w10="urn:schemas-microsoft-com:office:word" xmlns:w="http://schemas.openxmlformats.org/wordprocessingml/2006/main" xmlns:w14="http://schemas.microsoft.com/office/word/2010/wordml" xmlns:w15="http://schemas.microsoft.com/office/word/2012/wordml" xmlns:w16cex="http://schemas.microsoft.com/office/word/2018/wordml/cex" xmlns:w16cid="http://schemas.microsoft.com/office/word/2016/wordml/cid" xmlns:w16="http://schemas.microsoft.com/office/word/2018/wordml" xmlns:w16du="http://schemas.microsoft.com/office/word/2023/wordml/word16du" xmlns:w16sdtdh="http://schemas.microsoft.com/office/word/2020/wordml/sdtdatahash" xmlns:w16sdtfl="http://schemas.microsoft.com/office/word/2024/wordml/sdtformatlock" xmlns:w16se="http://schemas.microsoft.com/office/word/2015/wordml/symex" xmlns:wpg="http://schemas.microsoft.com/office/word/2010/wordprocessingGroup" xmlns:wpi="http://schemas.microsoft.com/office/word/2010/wordprocessingInk" xmlns:wne="http://schemas.microsoft.com/office/word/2006/wordml" xmlns:wps="http://schemas.microsoft.com/office/word/2010/wordprocessingShape" mc:Ignorable="w14 w15 w16se w16cid w16 w16cex w16sdtdh w16sdtfl w16du wp14">
+<w:document xmlns:wpc="http://schemas.microsoft.com/office/word/2010/wordprocessingCanvas" xmlns:cx="http://schemas.microsoft.com/office/drawing/2014/chartex" xmlns:cx1="http://schemas.microsoft.com/office/drawing/2015/9/8/chartex" xmlns:cx2="http://schemas.microsoft.com/office/drawing/2015/10/21/chartex" xmlns:cx3="http://schemas.microsoft.com/office/drawing/2016/5/9/chartex" xmlns:cx4="http://schemas.microsoft.com/office/drawing/2016/5/10/chartex" xmlns:cx5="http://schemas.microsoft.com/office/drawing/2016/5/11/chartex" xmlns:cx6="http://schemas.microsoft.com/office/drawing/2016/5/12/chartex" xmlns:cx7="http://schemas.microsoft.com/office/drawing/2016/5/13/chartex" xmlns:cx8="http://schemas.microsoft.com/office/drawing/2016/5/14/chartex" xmlns:mc="http://schemas.openxmlformats.org/markup-compatibility/2006" xmlns:aink="http://schemas.microsoft.com/office/drawing/2016/ink" xmlns:am3d="http://schemas.microsoft.com/office/drawing/2017/model3d" xmlns:o="urn:schemas-microsoft-com:office:office" xmlns:oel="http://schemas.microsoft.com/office/2019/extlst" xmlns:r="http://schemas.openxmlformats.org/officeDocument/2006/relationships" xmlns:m="http://schemas.openxmlformats.org/officeDocument/2006/math" xmlns:v="urn:schemas-microsoft-com:vml" xmlns:wp14="http://schemas.microsoft.com/office/word/2010/wordprocessingDrawing" xmlns:wp="http://schemas.openxmlformats.org/drawingml/2006/wordprocessingDrawing" xmlns:w10="urn:schemas-microsoft-com:office:word" xmlns:w="http://schemas.openxmlformats.org/wordprocessingml/2006/main" xmlns:w14="http://schemas.microsoft.com/office/word/2010/wordml" xmlns:w15="http://schemas.microsoft.com/office/word/2012/wordml" xmlns:w16cei="http://schemas.microsoft.com/office/word/2026/wordml/cei" xmlns:w16cex="http://schemas.microsoft.com/office/word/2018/wordml/cex" xmlns:w16cid="http://schemas.microsoft.com/office/word/2016/wordml/cid" xmlns:w16="http://schemas.microsoft.com/office/word/2018/wordml" xmlns:w16du="http://schemas.microsoft.com/office/word/2023/wordml/word16du" xmlns:w16sdtdh="http://schemas.microsoft.com/office/word/2020/wordml/sdtdatahash" xmlns:w16sdtfl="http://schemas.microsoft.com/office/word/2024/wordml/sdtformatlock" xmlns:w16se="http://schemas.microsoft.com/office/word/2015/wordml/symex" xmlns:wpg="http://schemas.microsoft.com/office/word/2010/wordprocessingGroup" xmlns:wpi="http://schemas.microsoft.com/office/word/2010/wordprocessingInk" xmlns:wne="http://schemas.microsoft.com/office/word/2006/wordml" xmlns:wps="http://schemas.microsoft.com/office/word/2010/wordprocessingShape" mc:Ignorable="w14 w15 w16se w16cid w16 w16cex w16sdtdh w16sdtfl w16du wp14">
   <w:body>
     <w:p>
       <w:pPr>
@@ -13,55 +13,7 @@
         <w:rPr>
           <w:rFonts w:ascii="Times New Roman" w:hAnsi="Times New Roman" w:cs="Times New Roman"/>
         </w:rPr>
-        <w:t>S</w:t>
-      </w:r>
-      <w:r>
-        <w:rPr>
-          <w:rFonts w:ascii="Times New Roman" w:hAnsi="Times New Roman" w:cs="Times New Roman"/>
-        </w:rPr>
-        <w:t>ENA</w:t>
-      </w:r>
-      <w:r>
-        <w:rPr>
-          <w:rFonts w:ascii="Times New Roman" w:hAnsi="Times New Roman" w:cs="Times New Roman"/>
-        </w:rPr>
-        <w:t>C T</w:t>
-      </w:r>
-      <w:r>
-        <w:rPr>
-          <w:rFonts w:ascii="Times New Roman" w:hAnsi="Times New Roman" w:cs="Times New Roman"/>
-        </w:rPr>
-        <w:t>AB</w:t>
-      </w:r>
-      <w:r>
-        <w:rPr>
-          <w:rFonts w:ascii="Times New Roman" w:hAnsi="Times New Roman" w:cs="Times New Roman"/>
-        </w:rPr>
-        <w:t>OÃ</w:t>
-      </w:r>
-      <w:r>
-        <w:rPr>
-          <w:rFonts w:ascii="Times New Roman" w:hAnsi="Times New Roman" w:cs="Times New Roman"/>
-        </w:rPr>
-        <w:t>O</w:t>
-      </w:r>
-      <w:r>
-        <w:rPr>
-          <w:rFonts w:ascii="Times New Roman" w:hAnsi="Times New Roman" w:cs="Times New Roman"/>
-        </w:rPr>
-        <w:t xml:space="preserve"> </w:t>
-      </w:r>
-      <w:r>
-        <w:rPr>
-          <w:rFonts w:ascii="Times New Roman" w:hAnsi="Times New Roman" w:cs="Times New Roman"/>
-        </w:rPr>
-        <w:t>DA SERR</w:t>
-      </w:r>
-      <w:r>
-        <w:rPr>
-          <w:rFonts w:ascii="Times New Roman" w:hAnsi="Times New Roman" w:cs="Times New Roman"/>
-        </w:rPr>
-        <w:t>A</w:t>
+        <w:t>SENAC TABOÃO DA SERRA</w:t>
       </w:r>
     </w:p>
     <w:p>
@@ -83,79 +35,7 @@
         <w:rPr>
           <w:rFonts w:ascii="Times New Roman" w:hAnsi="Times New Roman" w:cs="Times New Roman"/>
         </w:rPr>
-        <w:t>CU</w:t>
-      </w:r>
-      <w:r>
-        <w:rPr>
-          <w:rFonts w:ascii="Times New Roman" w:hAnsi="Times New Roman" w:cs="Times New Roman"/>
-        </w:rPr>
-        <w:t>RS</w:t>
-      </w:r>
-      <w:r>
-        <w:rPr>
-          <w:rFonts w:ascii="Times New Roman" w:hAnsi="Times New Roman" w:cs="Times New Roman"/>
-        </w:rPr>
-        <w:t>O</w:t>
-      </w:r>
-      <w:r>
-        <w:rPr>
-          <w:rFonts w:ascii="Times New Roman" w:hAnsi="Times New Roman" w:cs="Times New Roman"/>
-        </w:rPr>
-        <w:t xml:space="preserve"> </w:t>
-      </w:r>
-      <w:r>
-        <w:rPr>
-          <w:rFonts w:ascii="Times New Roman" w:hAnsi="Times New Roman" w:cs="Times New Roman"/>
-        </w:rPr>
-        <w:t>T</w:t>
-      </w:r>
-      <w:r>
-        <w:rPr>
-          <w:rFonts w:ascii="Times New Roman" w:hAnsi="Times New Roman" w:cs="Times New Roman"/>
-        </w:rPr>
-        <w:t>É</w:t>
-      </w:r>
-      <w:r>
-        <w:rPr>
-          <w:rFonts w:ascii="Times New Roman" w:hAnsi="Times New Roman" w:cs="Times New Roman"/>
-        </w:rPr>
-        <w:t>C</w:t>
-      </w:r>
-      <w:r>
-        <w:rPr>
-          <w:rFonts w:ascii="Times New Roman" w:hAnsi="Times New Roman" w:cs="Times New Roman"/>
-        </w:rPr>
-        <w:t xml:space="preserve">NICO </w:t>
-      </w:r>
-      <w:r>
-        <w:rPr>
-          <w:rFonts w:ascii="Times New Roman" w:hAnsi="Times New Roman" w:cs="Times New Roman"/>
-        </w:rPr>
-        <w:t>EM DE</w:t>
-      </w:r>
-      <w:r>
-        <w:rPr>
-          <w:rFonts w:ascii="Times New Roman" w:hAnsi="Times New Roman" w:cs="Times New Roman"/>
-        </w:rPr>
-        <w:t>SEN</w:t>
-      </w:r>
-      <w:r>
-        <w:rPr>
-          <w:rFonts w:ascii="Times New Roman" w:hAnsi="Times New Roman" w:cs="Times New Roman"/>
-        </w:rPr>
-        <w:t>VOLVIMENTO</w:t>
-      </w:r>
-      <w:r>
-        <w:rPr>
-          <w:rFonts w:ascii="Times New Roman" w:hAnsi="Times New Roman" w:cs="Times New Roman"/>
-        </w:rPr>
-        <w:t xml:space="preserve"> DE SIST</w:t>
-      </w:r>
-      <w:r>
-        <w:rPr>
-          <w:rFonts w:ascii="Times New Roman" w:hAnsi="Times New Roman" w:cs="Times New Roman"/>
-        </w:rPr>
-        <w:t>EMAS</w:t>
+        <w:t>CURSO TÉCNICO EM DESENVOLVIMENTO DE SISTEMAS</w:t>
       </w:r>
     </w:p>
     <w:p>
@@ -617,7 +497,7 @@
         <w:rPr>
           <w:rFonts w:ascii="Times New Roman" w:hAnsi="Times New Roman" w:cs="Times New Roman"/>
         </w:rPr>
-        <w:t>CIDADE 2026</w:t>
+        <w:t>São Paulo 2026</w:t>
       </w:r>
     </w:p>
     <w:p>
@@ -659,6 +539,7 @@
           <w:b/>
           <w:bCs/>
         </w:rPr>
+        <w:lastRenderedPageBreak/>
         <w:t>SUMÁRIO</w:t>
       </w:r>
     </w:p>
@@ -674,30 +555,30 @@
     </w:p>
     <w:p>
       <w:pPr>
-        <w:pStyle w:val="ListParagraph"/>
+        <w:pStyle w:val="PargrafodaLista"/>
         <w:numPr>
           <w:ilvl w:val="0"/>
-          <w:numId w:val="7"/>
-        </w:numPr>
-        <w:rPr>
-          <w:rFonts w:ascii="Times New Roman" w:hAnsi="Times New Roman" w:cs="Times New Roman"/>
-          <w:b/>
-          <w:bCs/>
-        </w:rPr>
-      </w:pPr>
-      <w:r>
-        <w:rPr>
-          <w:rFonts w:ascii="Times New Roman" w:hAnsi="Times New Roman" w:cs="Times New Roman"/>
-        </w:rPr>
-        <w:t>INTODUÇÃO</w:t>
-      </w:r>
-    </w:p>
-    <w:p>
-      <w:pPr>
-        <w:pStyle w:val="ListParagraph"/>
+          <w:numId w:val="3"/>
+        </w:numPr>
+        <w:rPr>
+          <w:rFonts w:ascii="Times New Roman" w:hAnsi="Times New Roman" w:cs="Times New Roman"/>
+          <w:b/>
+          <w:bCs/>
+        </w:rPr>
+      </w:pPr>
+      <w:r>
+        <w:rPr>
+          <w:rFonts w:ascii="Times New Roman" w:hAnsi="Times New Roman" w:cs="Times New Roman"/>
+        </w:rPr>
+        <w:t>INTRODUÇÃO</w:t>
+      </w:r>
+    </w:p>
+    <w:p>
+      <w:pPr>
+        <w:pStyle w:val="PargrafodaLista"/>
         <w:numPr>
           <w:ilvl w:val="1"/>
-          <w:numId w:val="7"/>
+          <w:numId w:val="3"/>
         </w:numPr>
         <w:rPr>
           <w:rFonts w:ascii="Times New Roman" w:hAnsi="Times New Roman" w:cs="Times New Roman"/>
@@ -714,10 +595,10 @@
     </w:p>
     <w:p>
       <w:pPr>
-        <w:pStyle w:val="ListParagraph"/>
+        <w:pStyle w:val="PargrafodaLista"/>
         <w:numPr>
           <w:ilvl w:val="1"/>
-          <w:numId w:val="7"/>
+          <w:numId w:val="3"/>
         </w:numPr>
         <w:rPr>
           <w:rFonts w:ascii="Times New Roman" w:hAnsi="Times New Roman" w:cs="Times New Roman"/>
@@ -734,10 +615,10 @@
     </w:p>
     <w:p>
       <w:pPr>
-        <w:pStyle w:val="ListParagraph"/>
+        <w:pStyle w:val="PargrafodaLista"/>
         <w:numPr>
           <w:ilvl w:val="1"/>
-          <w:numId w:val="7"/>
+          <w:numId w:val="3"/>
         </w:numPr>
         <w:rPr>
           <w:rFonts w:ascii="Times New Roman" w:hAnsi="Times New Roman" w:cs="Times New Roman"/>
@@ -754,10 +635,10 @@
     </w:p>
     <w:p>
       <w:pPr>
-        <w:pStyle w:val="ListParagraph"/>
+        <w:pStyle w:val="PargrafodaLista"/>
         <w:numPr>
           <w:ilvl w:val="1"/>
-          <w:numId w:val="7"/>
+          <w:numId w:val="3"/>
         </w:numPr>
         <w:rPr>
           <w:rFonts w:ascii="Times New Roman" w:hAnsi="Times New Roman" w:cs="Times New Roman"/>
@@ -774,10 +655,10 @@
     </w:p>
     <w:p>
       <w:pPr>
-        <w:pStyle w:val="ListParagraph"/>
+        <w:pStyle w:val="PargrafodaLista"/>
         <w:numPr>
           <w:ilvl w:val="1"/>
-          <w:numId w:val="7"/>
+          <w:numId w:val="3"/>
         </w:numPr>
         <w:rPr>
           <w:rFonts w:ascii="Times New Roman" w:hAnsi="Times New Roman" w:cs="Times New Roman"/>
@@ -794,10 +675,10 @@
     </w:p>
     <w:p>
       <w:pPr>
-        <w:pStyle w:val="ListParagraph"/>
+        <w:pStyle w:val="PargrafodaLista"/>
         <w:numPr>
           <w:ilvl w:val="1"/>
-          <w:numId w:val="7"/>
+          <w:numId w:val="3"/>
         </w:numPr>
         <w:rPr>
           <w:rFonts w:ascii="Times New Roman" w:hAnsi="Times New Roman" w:cs="Times New Roman"/>
@@ -814,10 +695,10 @@
     </w:p>
     <w:p>
       <w:pPr>
-        <w:pStyle w:val="ListParagraph"/>
+        <w:pStyle w:val="PargrafodaLista"/>
         <w:numPr>
           <w:ilvl w:val="1"/>
-          <w:numId w:val="7"/>
+          <w:numId w:val="3"/>
         </w:numPr>
         <w:rPr>
           <w:rFonts w:ascii="Times New Roman" w:hAnsi="Times New Roman" w:cs="Times New Roman"/>
@@ -834,7 +715,7 @@
     </w:p>
     <w:p>
       <w:pPr>
-        <w:pStyle w:val="ListParagraph"/>
+        <w:pStyle w:val="PargrafodaLista"/>
         <w:ind w:left="792"/>
         <w:rPr>
           <w:rFonts w:ascii="Times New Roman" w:hAnsi="Times New Roman" w:cs="Times New Roman"/>
@@ -845,10 +726,10 @@
     </w:p>
     <w:p>
       <w:pPr>
-        <w:pStyle w:val="ListParagraph"/>
+        <w:pStyle w:val="PargrafodaLista"/>
         <w:numPr>
           <w:ilvl w:val="0"/>
-          <w:numId w:val="7"/>
+          <w:numId w:val="3"/>
         </w:numPr>
         <w:rPr>
           <w:rFonts w:ascii="Times New Roman" w:hAnsi="Times New Roman" w:cs="Times New Roman"/>
@@ -863,10 +744,10 @@
     </w:p>
     <w:p>
       <w:pPr>
-        <w:pStyle w:val="ListParagraph"/>
+        <w:pStyle w:val="PargrafodaLista"/>
         <w:numPr>
           <w:ilvl w:val="1"/>
-          <w:numId w:val="7"/>
+          <w:numId w:val="3"/>
         </w:numPr>
         <w:rPr>
           <w:rFonts w:ascii="Times New Roman" w:hAnsi="Times New Roman" w:cs="Times New Roman"/>
@@ -881,10 +762,10 @@
     </w:p>
     <w:p>
       <w:pPr>
-        <w:pStyle w:val="ListParagraph"/>
+        <w:pStyle w:val="PargrafodaLista"/>
         <w:numPr>
           <w:ilvl w:val="1"/>
-          <w:numId w:val="7"/>
+          <w:numId w:val="3"/>
         </w:numPr>
         <w:rPr>
           <w:rFonts w:ascii="Times New Roman" w:hAnsi="Times New Roman" w:cs="Times New Roman"/>
@@ -899,10 +780,10 @@
     </w:p>
     <w:p>
       <w:pPr>
-        <w:pStyle w:val="ListParagraph"/>
+        <w:pStyle w:val="PargrafodaLista"/>
         <w:numPr>
           <w:ilvl w:val="1"/>
-          <w:numId w:val="7"/>
+          <w:numId w:val="3"/>
         </w:numPr>
         <w:rPr>
           <w:rFonts w:ascii="Times New Roman" w:hAnsi="Times New Roman" w:cs="Times New Roman"/>
@@ -917,10 +798,10 @@
     </w:p>
     <w:p>
       <w:pPr>
-        <w:pStyle w:val="ListParagraph"/>
+        <w:pStyle w:val="PargrafodaLista"/>
         <w:numPr>
           <w:ilvl w:val="1"/>
-          <w:numId w:val="7"/>
+          <w:numId w:val="3"/>
         </w:numPr>
         <w:rPr>
           <w:rFonts w:ascii="Times New Roman" w:hAnsi="Times New Roman" w:cs="Times New Roman"/>
@@ -935,10 +816,10 @@
     </w:p>
     <w:p>
       <w:pPr>
-        <w:pStyle w:val="ListParagraph"/>
+        <w:pStyle w:val="PargrafodaLista"/>
         <w:numPr>
           <w:ilvl w:val="2"/>
-          <w:numId w:val="7"/>
+          <w:numId w:val="3"/>
         </w:numPr>
         <w:rPr>
           <w:rFonts w:ascii="Times New Roman" w:hAnsi="Times New Roman" w:cs="Times New Roman"/>
@@ -953,34 +834,28 @@
     </w:p>
     <w:p>
       <w:pPr>
-        <w:pStyle w:val="ListParagraph"/>
+        <w:pStyle w:val="PargrafodaLista"/>
         <w:numPr>
           <w:ilvl w:val="2"/>
-          <w:numId w:val="7"/>
-        </w:numPr>
-        <w:rPr>
-          <w:rFonts w:ascii="Times New Roman" w:hAnsi="Times New Roman" w:cs="Times New Roman"/>
-        </w:rPr>
-      </w:pPr>
-      <w:r>
-        <w:rPr>
-          <w:rFonts w:ascii="Times New Roman" w:hAnsi="Times New Roman" w:cs="Times New Roman"/>
-        </w:rPr>
-        <w:t xml:space="preserve">Requisitos Não Funcionais </w:t>
-      </w:r>
-      <w:r>
-        <w:rPr>
-          <w:rFonts w:ascii="Times New Roman" w:hAnsi="Times New Roman" w:cs="Times New Roman"/>
-        </w:rPr>
-        <w:t>-</w:t>
-      </w:r>
-    </w:p>
-    <w:p>
-      <w:pPr>
-        <w:pStyle w:val="ListParagraph"/>
+          <w:numId w:val="3"/>
+        </w:numPr>
+        <w:rPr>
+          <w:rFonts w:ascii="Times New Roman" w:hAnsi="Times New Roman" w:cs="Times New Roman"/>
+        </w:rPr>
+      </w:pPr>
+      <w:r>
+        <w:rPr>
+          <w:rFonts w:ascii="Times New Roman" w:hAnsi="Times New Roman" w:cs="Times New Roman"/>
+        </w:rPr>
+        <w:t>Requisitos Não Funcionais -</w:t>
+      </w:r>
+    </w:p>
+    <w:p>
+      <w:pPr>
+        <w:pStyle w:val="PargrafodaLista"/>
         <w:numPr>
           <w:ilvl w:val="2"/>
-          <w:numId w:val="7"/>
+          <w:numId w:val="3"/>
         </w:numPr>
         <w:rPr>
           <w:rFonts w:ascii="Times New Roman" w:hAnsi="Times New Roman" w:cs="Times New Roman"/>
@@ -995,10 +870,10 @@
     </w:p>
     <w:p>
       <w:pPr>
-        <w:pStyle w:val="ListParagraph"/>
+        <w:pStyle w:val="PargrafodaLista"/>
         <w:numPr>
           <w:ilvl w:val="1"/>
-          <w:numId w:val="7"/>
+          <w:numId w:val="3"/>
         </w:numPr>
         <w:rPr>
           <w:rFonts w:ascii="Times New Roman" w:hAnsi="Times New Roman" w:cs="Times New Roman"/>
@@ -1013,10 +888,10 @@
     </w:p>
     <w:p>
       <w:pPr>
-        <w:pStyle w:val="ListParagraph"/>
+        <w:pStyle w:val="PargrafodaLista"/>
         <w:numPr>
           <w:ilvl w:val="1"/>
-          <w:numId w:val="7"/>
+          <w:numId w:val="3"/>
         </w:numPr>
         <w:rPr>
           <w:rFonts w:ascii="Times New Roman" w:hAnsi="Times New Roman" w:cs="Times New Roman"/>
@@ -1031,10 +906,10 @@
     </w:p>
     <w:p>
       <w:pPr>
-        <w:pStyle w:val="ListParagraph"/>
+        <w:pStyle w:val="PargrafodaLista"/>
         <w:numPr>
           <w:ilvl w:val="1"/>
-          <w:numId w:val="7"/>
+          <w:numId w:val="3"/>
         </w:numPr>
         <w:rPr>
           <w:rFonts w:ascii="Times New Roman" w:hAnsi="Times New Roman" w:cs="Times New Roman"/>
@@ -1049,10 +924,10 @@
     </w:p>
     <w:p>
       <w:pPr>
-        <w:pStyle w:val="ListParagraph"/>
+        <w:pStyle w:val="PargrafodaLista"/>
         <w:numPr>
           <w:ilvl w:val="1"/>
-          <w:numId w:val="7"/>
+          <w:numId w:val="3"/>
         </w:numPr>
         <w:rPr>
           <w:rFonts w:ascii="Times New Roman" w:hAnsi="Times New Roman" w:cs="Times New Roman"/>
@@ -1067,10 +942,10 @@
     </w:p>
     <w:p>
       <w:pPr>
-        <w:pStyle w:val="ListParagraph"/>
+        <w:pStyle w:val="PargrafodaLista"/>
         <w:numPr>
           <w:ilvl w:val="1"/>
-          <w:numId w:val="7"/>
+          <w:numId w:val="3"/>
         </w:numPr>
         <w:rPr>
           <w:rFonts w:ascii="Times New Roman" w:hAnsi="Times New Roman" w:cs="Times New Roman"/>
@@ -1085,7 +960,7 @@
     </w:p>
     <w:p>
       <w:pPr>
-        <w:pStyle w:val="ListParagraph"/>
+        <w:pStyle w:val="PargrafodaLista"/>
         <w:ind w:left="792"/>
         <w:rPr>
           <w:rFonts w:ascii="Times New Roman" w:hAnsi="Times New Roman" w:cs="Times New Roman"/>
@@ -1094,10 +969,10 @@
     </w:p>
     <w:p>
       <w:pPr>
-        <w:pStyle w:val="ListParagraph"/>
+        <w:pStyle w:val="PargrafodaLista"/>
         <w:numPr>
           <w:ilvl w:val="0"/>
-          <w:numId w:val="7"/>
+          <w:numId w:val="3"/>
         </w:numPr>
         <w:rPr>
           <w:rFonts w:ascii="Times New Roman" w:hAnsi="Times New Roman" w:cs="Times New Roman"/>
@@ -1112,10 +987,10 @@
     </w:p>
     <w:p>
       <w:pPr>
-        <w:pStyle w:val="ListParagraph"/>
+        <w:pStyle w:val="PargrafodaLista"/>
         <w:numPr>
           <w:ilvl w:val="1"/>
-          <w:numId w:val="7"/>
+          <w:numId w:val="3"/>
         </w:numPr>
         <w:rPr>
           <w:rFonts w:ascii="Times New Roman" w:hAnsi="Times New Roman" w:cs="Times New Roman"/>
@@ -1130,10 +1005,10 @@
     </w:p>
     <w:p>
       <w:pPr>
-        <w:pStyle w:val="ListParagraph"/>
+        <w:pStyle w:val="PargrafodaLista"/>
         <w:numPr>
           <w:ilvl w:val="1"/>
-          <w:numId w:val="7"/>
+          <w:numId w:val="3"/>
         </w:numPr>
         <w:rPr>
           <w:rFonts w:ascii="Times New Roman" w:hAnsi="Times New Roman" w:cs="Times New Roman"/>
@@ -1148,7 +1023,7 @@
     </w:p>
     <w:p>
       <w:pPr>
-        <w:pStyle w:val="ListParagraph"/>
+        <w:pStyle w:val="PargrafodaLista"/>
         <w:ind w:left="792"/>
         <w:rPr>
           <w:rFonts w:ascii="Times New Roman" w:hAnsi="Times New Roman" w:cs="Times New Roman"/>
@@ -1157,10 +1032,10 @@
     </w:p>
     <w:p>
       <w:pPr>
-        <w:pStyle w:val="ListParagraph"/>
+        <w:pStyle w:val="PargrafodaLista"/>
         <w:numPr>
           <w:ilvl w:val="0"/>
-          <w:numId w:val="7"/>
+          <w:numId w:val="3"/>
         </w:numPr>
         <w:rPr>
           <w:rFonts w:ascii="Times New Roman" w:hAnsi="Times New Roman" w:cs="Times New Roman"/>
@@ -1239,30 +1114,29 @@
     </w:p>
     <w:p>
       <w:pPr>
-        <w:spacing w:line="276" w:lineRule="auto"/>
-        <w:rPr>
-          <w:rFonts w:ascii="Times New Roman" w:hAnsi="Times New Roman" w:cs="Times New Roman"/>
-          <w:b/>
-          <w:bCs/>
-        </w:rPr>
-      </w:pPr>
-      <w:r>
-        <w:rPr>
-          <w:rFonts w:ascii="Times New Roman" w:hAnsi="Times New Roman" w:cs="Times New Roman"/>
-          <w:b/>
-          <w:bCs/>
-        </w:rPr>
+        <w:rPr>
+          <w:rFonts w:ascii="Times New Roman" w:hAnsi="Times New Roman" w:cs="Times New Roman"/>
+          <w:b/>
+          <w:bCs/>
+        </w:rPr>
+      </w:pPr>
+      <w:r>
+        <w:rPr>
+          <w:rFonts w:ascii="Times New Roman" w:hAnsi="Times New Roman" w:cs="Times New Roman"/>
+          <w:b/>
+          <w:bCs/>
+        </w:rPr>
+        <w:lastRenderedPageBreak/>
         <w:t>1 INTRODUÇÃO</w:t>
       </w:r>
     </w:p>
     <w:p>
       <w:pPr>
-        <w:pStyle w:val="ListParagraph"/>
+        <w:pStyle w:val="PargrafodaLista"/>
         <w:numPr>
           <w:ilvl w:val="1"/>
           <w:numId w:val="1"/>
         </w:numPr>
-        <w:spacing w:line="276" w:lineRule="auto"/>
         <w:rPr>
           <w:rFonts w:ascii="Times New Roman" w:hAnsi="Times New Roman" w:cs="Times New Roman"/>
           <w:b/>
@@ -1280,12 +1154,11 @@
     </w:p>
     <w:p>
       <w:pPr>
-        <w:pStyle w:val="ListParagraph"/>
+        <w:pStyle w:val="PargrafodaLista"/>
         <w:numPr>
           <w:ilvl w:val="1"/>
           <w:numId w:val="1"/>
         </w:numPr>
-        <w:spacing w:line="276" w:lineRule="auto"/>
         <w:rPr>
           <w:rFonts w:ascii="Times New Roman" w:hAnsi="Times New Roman" w:cs="Times New Roman"/>
           <w:b/>
@@ -1303,12 +1176,11 @@
     </w:p>
     <w:p>
       <w:pPr>
-        <w:pStyle w:val="ListParagraph"/>
+        <w:pStyle w:val="PargrafodaLista"/>
         <w:numPr>
           <w:ilvl w:val="1"/>
           <w:numId w:val="1"/>
         </w:numPr>
-        <w:spacing w:line="276" w:lineRule="auto"/>
         <w:rPr>
           <w:rFonts w:ascii="Times New Roman" w:hAnsi="Times New Roman" w:cs="Times New Roman"/>
           <w:b/>
@@ -1326,12 +1198,11 @@
     </w:p>
     <w:p>
       <w:pPr>
-        <w:pStyle w:val="ListParagraph"/>
+        <w:pStyle w:val="PargrafodaLista"/>
         <w:numPr>
           <w:ilvl w:val="1"/>
           <w:numId w:val="1"/>
         </w:numPr>
-        <w:spacing w:line="276" w:lineRule="auto"/>
         <w:rPr>
           <w:rFonts w:ascii="Times New Roman" w:hAnsi="Times New Roman" w:cs="Times New Roman"/>
           <w:b/>
@@ -1349,12 +1220,11 @@
     </w:p>
     <w:p>
       <w:pPr>
-        <w:pStyle w:val="ListParagraph"/>
+        <w:pStyle w:val="PargrafodaLista"/>
         <w:numPr>
           <w:ilvl w:val="1"/>
           <w:numId w:val="1"/>
         </w:numPr>
-        <w:spacing w:line="276" w:lineRule="auto"/>
         <w:rPr>
           <w:rFonts w:ascii="Times New Roman" w:hAnsi="Times New Roman" w:cs="Times New Roman"/>
           <w:b/>
@@ -1372,12 +1242,11 @@
     </w:p>
     <w:p>
       <w:pPr>
-        <w:pStyle w:val="ListParagraph"/>
+        <w:pStyle w:val="PargrafodaLista"/>
         <w:numPr>
           <w:ilvl w:val="1"/>
           <w:numId w:val="1"/>
         </w:numPr>
-        <w:spacing w:line="276" w:lineRule="auto"/>
         <w:rPr>
           <w:rFonts w:ascii="Times New Roman" w:hAnsi="Times New Roman" w:cs="Times New Roman"/>
           <w:b/>
@@ -1395,12 +1264,11 @@
     </w:p>
     <w:p>
       <w:pPr>
-        <w:pStyle w:val="ListParagraph"/>
+        <w:pStyle w:val="PargrafodaLista"/>
         <w:numPr>
           <w:ilvl w:val="1"/>
           <w:numId w:val="1"/>
         </w:numPr>
-        <w:spacing w:line="276" w:lineRule="auto"/>
         <w:rPr>
           <w:rFonts w:ascii="Times New Roman" w:hAnsi="Times New Roman" w:cs="Times New Roman"/>
           <w:b/>
@@ -1418,8 +1286,7 @@
     </w:p>
     <w:p>
       <w:pPr>
-        <w:pStyle w:val="ListParagraph"/>
-        <w:spacing w:line="276" w:lineRule="auto"/>
+        <w:pStyle w:val="PargrafodaLista"/>
         <w:ind w:left="360"/>
         <w:rPr>
           <w:rFonts w:ascii="Times New Roman" w:hAnsi="Times New Roman" w:cs="Times New Roman"/>
@@ -1430,8 +1297,7 @@
     </w:p>
     <w:p>
       <w:pPr>
-        <w:pStyle w:val="ListParagraph"/>
-        <w:spacing w:line="276" w:lineRule="auto"/>
+        <w:pStyle w:val="PargrafodaLista"/>
         <w:ind w:left="360"/>
         <w:rPr>
           <w:rFonts w:ascii="Times New Roman" w:hAnsi="Times New Roman" w:cs="Times New Roman"/>
@@ -1442,8 +1308,7 @@
     </w:p>
     <w:p>
       <w:pPr>
-        <w:pStyle w:val="ListParagraph"/>
-        <w:spacing w:line="276" w:lineRule="auto"/>
+        <w:pStyle w:val="PargrafodaLista"/>
         <w:ind w:left="360"/>
         <w:rPr>
           <w:rFonts w:ascii="Times New Roman" w:hAnsi="Times New Roman" w:cs="Times New Roman"/>
@@ -1454,8 +1319,7 @@
     </w:p>
     <w:p>
       <w:pPr>
-        <w:pStyle w:val="ListParagraph"/>
-        <w:spacing w:line="276" w:lineRule="auto"/>
+        <w:pStyle w:val="PargrafodaLista"/>
         <w:ind w:left="360"/>
         <w:rPr>
           <w:rFonts w:ascii="Times New Roman" w:hAnsi="Times New Roman" w:cs="Times New Roman"/>
@@ -1466,8 +1330,7 @@
     </w:p>
     <w:p>
       <w:pPr>
-        <w:pStyle w:val="ListParagraph"/>
-        <w:spacing w:line="276" w:lineRule="auto"/>
+        <w:pStyle w:val="PargrafodaLista"/>
         <w:ind w:left="360"/>
         <w:rPr>
           <w:rFonts w:ascii="Times New Roman" w:hAnsi="Times New Roman" w:cs="Times New Roman"/>
@@ -1478,8 +1341,7 @@
     </w:p>
     <w:p>
       <w:pPr>
-        <w:pStyle w:val="ListParagraph"/>
-        <w:spacing w:line="276" w:lineRule="auto"/>
+        <w:pStyle w:val="PargrafodaLista"/>
         <w:ind w:left="360"/>
         <w:rPr>
           <w:rFonts w:ascii="Times New Roman" w:hAnsi="Times New Roman" w:cs="Times New Roman"/>
@@ -1490,8 +1352,7 @@
     </w:p>
     <w:p>
       <w:pPr>
-        <w:pStyle w:val="ListParagraph"/>
-        <w:spacing w:line="276" w:lineRule="auto"/>
+        <w:pStyle w:val="PargrafodaLista"/>
         <w:ind w:left="360"/>
         <w:rPr>
           <w:rFonts w:ascii="Times New Roman" w:hAnsi="Times New Roman" w:cs="Times New Roman"/>
@@ -1502,8 +1363,7 @@
     </w:p>
     <w:p>
       <w:pPr>
-        <w:pStyle w:val="ListParagraph"/>
-        <w:spacing w:line="276" w:lineRule="auto"/>
+        <w:pStyle w:val="PargrafodaLista"/>
         <w:ind w:left="360"/>
         <w:rPr>
           <w:rFonts w:ascii="Times New Roman" w:hAnsi="Times New Roman" w:cs="Times New Roman"/>
@@ -1514,8 +1374,7 @@
     </w:p>
     <w:p>
       <w:pPr>
-        <w:pStyle w:val="ListParagraph"/>
-        <w:spacing w:line="276" w:lineRule="auto"/>
+        <w:pStyle w:val="PargrafodaLista"/>
         <w:ind w:left="360"/>
         <w:rPr>
           <w:rFonts w:ascii="Times New Roman" w:hAnsi="Times New Roman" w:cs="Times New Roman"/>
@@ -1526,8 +1385,7 @@
     </w:p>
     <w:p>
       <w:pPr>
-        <w:pStyle w:val="ListParagraph"/>
-        <w:spacing w:line="276" w:lineRule="auto"/>
+        <w:pStyle w:val="PargrafodaLista"/>
         <w:ind w:left="360"/>
         <w:rPr>
           <w:rFonts w:ascii="Times New Roman" w:hAnsi="Times New Roman" w:cs="Times New Roman"/>
@@ -1538,8 +1396,7 @@
     </w:p>
     <w:p>
       <w:pPr>
-        <w:pStyle w:val="ListParagraph"/>
-        <w:spacing w:line="276" w:lineRule="auto"/>
+        <w:pStyle w:val="PargrafodaLista"/>
         <w:ind w:left="360"/>
         <w:rPr>
           <w:rFonts w:ascii="Times New Roman" w:hAnsi="Times New Roman" w:cs="Times New Roman"/>
@@ -1550,8 +1407,7 @@
     </w:p>
     <w:p>
       <w:pPr>
-        <w:pStyle w:val="ListParagraph"/>
-        <w:spacing w:line="276" w:lineRule="auto"/>
+        <w:pStyle w:val="PargrafodaLista"/>
         <w:ind w:left="360"/>
         <w:rPr>
           <w:rFonts w:ascii="Times New Roman" w:hAnsi="Times New Roman" w:cs="Times New Roman"/>
@@ -1562,8 +1418,7 @@
     </w:p>
     <w:p>
       <w:pPr>
-        <w:pStyle w:val="ListParagraph"/>
-        <w:spacing w:line="276" w:lineRule="auto"/>
+        <w:pStyle w:val="PargrafodaLista"/>
         <w:ind w:left="360"/>
         <w:rPr>
           <w:rFonts w:ascii="Times New Roman" w:hAnsi="Times New Roman" w:cs="Times New Roman"/>
@@ -1574,8 +1429,7 @@
     </w:p>
     <w:p>
       <w:pPr>
-        <w:pStyle w:val="ListParagraph"/>
-        <w:spacing w:line="276" w:lineRule="auto"/>
+        <w:pStyle w:val="PargrafodaLista"/>
         <w:ind w:left="360"/>
         <w:rPr>
           <w:rFonts w:ascii="Times New Roman" w:hAnsi="Times New Roman" w:cs="Times New Roman"/>
@@ -1586,8 +1440,7 @@
     </w:p>
     <w:p>
       <w:pPr>
-        <w:pStyle w:val="ListParagraph"/>
-        <w:spacing w:line="276" w:lineRule="auto"/>
+        <w:pStyle w:val="PargrafodaLista"/>
         <w:ind w:left="360"/>
         <w:rPr>
           <w:rFonts w:ascii="Times New Roman" w:hAnsi="Times New Roman" w:cs="Times New Roman"/>
@@ -1598,8 +1451,7 @@
     </w:p>
     <w:p>
       <w:pPr>
-        <w:pStyle w:val="ListParagraph"/>
-        <w:spacing w:line="276" w:lineRule="auto"/>
+        <w:pStyle w:val="PargrafodaLista"/>
         <w:ind w:left="360"/>
         <w:rPr>
           <w:rFonts w:ascii="Times New Roman" w:hAnsi="Times New Roman" w:cs="Times New Roman"/>
@@ -1610,8 +1462,7 @@
     </w:p>
     <w:p>
       <w:pPr>
-        <w:pStyle w:val="ListParagraph"/>
-        <w:spacing w:line="276" w:lineRule="auto"/>
+        <w:pStyle w:val="PargrafodaLista"/>
         <w:ind w:left="360"/>
         <w:rPr>
           <w:rFonts w:ascii="Times New Roman" w:hAnsi="Times New Roman" w:cs="Times New Roman"/>
@@ -1622,8 +1473,7 @@
     </w:p>
     <w:p>
       <w:pPr>
-        <w:pStyle w:val="ListParagraph"/>
-        <w:spacing w:line="276" w:lineRule="auto"/>
+        <w:pStyle w:val="PargrafodaLista"/>
         <w:ind w:left="360"/>
         <w:rPr>
           <w:rFonts w:ascii="Times New Roman" w:hAnsi="Times New Roman" w:cs="Times New Roman"/>
@@ -1634,8 +1484,7 @@
     </w:p>
     <w:p>
       <w:pPr>
-        <w:pStyle w:val="ListParagraph"/>
-        <w:spacing w:line="276" w:lineRule="auto"/>
+        <w:pStyle w:val="PargrafodaLista"/>
         <w:ind w:left="360"/>
         <w:rPr>
           <w:rFonts w:ascii="Times New Roman" w:hAnsi="Times New Roman" w:cs="Times New Roman"/>
@@ -1646,8 +1495,7 @@
     </w:p>
     <w:p>
       <w:pPr>
-        <w:pStyle w:val="ListParagraph"/>
-        <w:spacing w:line="276" w:lineRule="auto"/>
+        <w:pStyle w:val="PargrafodaLista"/>
         <w:ind w:left="360"/>
         <w:rPr>
           <w:rFonts w:ascii="Times New Roman" w:hAnsi="Times New Roman" w:cs="Times New Roman"/>
@@ -1658,8 +1506,7 @@
     </w:p>
     <w:p>
       <w:pPr>
-        <w:pStyle w:val="ListParagraph"/>
-        <w:spacing w:line="276" w:lineRule="auto"/>
+        <w:pStyle w:val="PargrafodaLista"/>
         <w:ind w:left="360"/>
         <w:rPr>
           <w:rFonts w:ascii="Times New Roman" w:hAnsi="Times New Roman" w:cs="Times New Roman"/>
@@ -1670,8 +1517,7 @@
     </w:p>
     <w:p>
       <w:pPr>
-        <w:pStyle w:val="ListParagraph"/>
-        <w:spacing w:line="276" w:lineRule="auto"/>
+        <w:pStyle w:val="PargrafodaLista"/>
         <w:ind w:left="360"/>
         <w:rPr>
           <w:rFonts w:ascii="Times New Roman" w:hAnsi="Times New Roman" w:cs="Times New Roman"/>
@@ -1682,8 +1528,7 @@
     </w:p>
     <w:p>
       <w:pPr>
-        <w:pStyle w:val="ListParagraph"/>
-        <w:spacing w:line="276" w:lineRule="auto"/>
+        <w:pStyle w:val="PargrafodaLista"/>
         <w:ind w:left="360"/>
         <w:rPr>
           <w:rFonts w:ascii="Times New Roman" w:hAnsi="Times New Roman" w:cs="Times New Roman"/>
@@ -1694,8 +1539,7 @@
     </w:p>
     <w:p>
       <w:pPr>
-        <w:pStyle w:val="ListParagraph"/>
-        <w:spacing w:line="276" w:lineRule="auto"/>
+        <w:pStyle w:val="PargrafodaLista"/>
         <w:ind w:left="360"/>
         <w:rPr>
           <w:rFonts w:ascii="Times New Roman" w:hAnsi="Times New Roman" w:cs="Times New Roman"/>
@@ -1706,8 +1550,7 @@
     </w:p>
     <w:p>
       <w:pPr>
-        <w:pStyle w:val="ListParagraph"/>
-        <w:spacing w:line="276" w:lineRule="auto"/>
+        <w:pStyle w:val="PargrafodaLista"/>
         <w:ind w:left="360"/>
         <w:rPr>
           <w:rFonts w:ascii="Times New Roman" w:hAnsi="Times New Roman" w:cs="Times New Roman"/>
@@ -1718,8 +1561,7 @@
     </w:p>
     <w:p>
       <w:pPr>
-        <w:pStyle w:val="ListParagraph"/>
-        <w:spacing w:line="276" w:lineRule="auto"/>
+        <w:pStyle w:val="PargrafodaLista"/>
         <w:ind w:left="360"/>
         <w:rPr>
           <w:rFonts w:ascii="Times New Roman" w:hAnsi="Times New Roman" w:cs="Times New Roman"/>
@@ -1730,8 +1572,7 @@
     </w:p>
     <w:p>
       <w:pPr>
-        <w:pStyle w:val="ListParagraph"/>
-        <w:spacing w:line="276" w:lineRule="auto"/>
+        <w:pStyle w:val="PargrafodaLista"/>
         <w:ind w:left="360"/>
         <w:rPr>
           <w:rFonts w:ascii="Times New Roman" w:hAnsi="Times New Roman" w:cs="Times New Roman"/>
@@ -1742,8 +1583,7 @@
     </w:p>
     <w:p>
       <w:pPr>
-        <w:pStyle w:val="ListParagraph"/>
-        <w:spacing w:line="276" w:lineRule="auto"/>
+        <w:pStyle w:val="PargrafodaLista"/>
         <w:ind w:left="360"/>
         <w:rPr>
           <w:rFonts w:ascii="Times New Roman" w:hAnsi="Times New Roman" w:cs="Times New Roman"/>
@@ -1754,8 +1594,7 @@
     </w:p>
     <w:p>
       <w:pPr>
-        <w:pStyle w:val="ListParagraph"/>
-        <w:spacing w:line="276" w:lineRule="auto"/>
+        <w:pStyle w:val="PargrafodaLista"/>
         <w:ind w:left="360"/>
         <w:rPr>
           <w:rFonts w:ascii="Times New Roman" w:hAnsi="Times New Roman" w:cs="Times New Roman"/>
@@ -1766,8 +1605,7 @@
     </w:p>
     <w:p>
       <w:pPr>
-        <w:pStyle w:val="ListParagraph"/>
-        <w:spacing w:line="276" w:lineRule="auto"/>
+        <w:pStyle w:val="PargrafodaLista"/>
         <w:ind w:left="360"/>
         <w:rPr>
           <w:rFonts w:ascii="Times New Roman" w:hAnsi="Times New Roman" w:cs="Times New Roman"/>
@@ -1778,8 +1616,7 @@
     </w:p>
     <w:p>
       <w:pPr>
-        <w:pStyle w:val="ListParagraph"/>
-        <w:spacing w:line="276" w:lineRule="auto"/>
+        <w:pStyle w:val="PargrafodaLista"/>
         <w:ind w:left="360"/>
         <w:rPr>
           <w:rFonts w:ascii="Times New Roman" w:hAnsi="Times New Roman" w:cs="Times New Roman"/>
@@ -1790,8 +1627,7 @@
     </w:p>
     <w:p>
       <w:pPr>
-        <w:pStyle w:val="ListParagraph"/>
-        <w:spacing w:line="276" w:lineRule="auto"/>
+        <w:pStyle w:val="PargrafodaLista"/>
         <w:ind w:left="360"/>
         <w:rPr>
           <w:rFonts w:ascii="Times New Roman" w:hAnsi="Times New Roman" w:cs="Times New Roman"/>
@@ -1802,8 +1638,7 @@
     </w:p>
     <w:p>
       <w:pPr>
-        <w:pStyle w:val="ListParagraph"/>
-        <w:spacing w:line="276" w:lineRule="auto"/>
+        <w:pStyle w:val="PargrafodaLista"/>
         <w:ind w:left="360"/>
         <w:rPr>
           <w:rFonts w:ascii="Times New Roman" w:hAnsi="Times New Roman" w:cs="Times New Roman"/>
@@ -1814,8 +1649,7 @@
     </w:p>
     <w:p>
       <w:pPr>
-        <w:pStyle w:val="ListParagraph"/>
-        <w:spacing w:line="276" w:lineRule="auto"/>
+        <w:pStyle w:val="PargrafodaLista"/>
         <w:ind w:left="360"/>
         <w:rPr>
           <w:rFonts w:ascii="Times New Roman" w:hAnsi="Times New Roman" w:cs="Times New Roman"/>
@@ -1826,8 +1660,7 @@
     </w:p>
     <w:p>
       <w:pPr>
-        <w:pStyle w:val="ListParagraph"/>
-        <w:spacing w:line="276" w:lineRule="auto"/>
+        <w:pStyle w:val="PargrafodaLista"/>
         <w:ind w:left="360"/>
         <w:rPr>
           <w:rFonts w:ascii="Times New Roman" w:hAnsi="Times New Roman" w:cs="Times New Roman"/>
@@ -1838,8 +1671,7 @@
     </w:p>
     <w:p>
       <w:pPr>
-        <w:pStyle w:val="ListParagraph"/>
-        <w:spacing w:line="276" w:lineRule="auto"/>
+        <w:pStyle w:val="PargrafodaLista"/>
         <w:ind w:left="360"/>
         <w:rPr>
           <w:rFonts w:ascii="Times New Roman" w:hAnsi="Times New Roman" w:cs="Times New Roman"/>
@@ -1850,7 +1682,7 @@
     </w:p>
     <w:p>
       <w:pPr>
-        <w:pStyle w:val="ListParagraph"/>
+        <w:pStyle w:val="PargrafodaLista"/>
         <w:numPr>
           <w:ilvl w:val="0"/>
           <w:numId w:val="1"/>
@@ -1872,7 +1704,7 @@
     </w:p>
     <w:p>
       <w:pPr>
-        <w:pStyle w:val="ListParagraph"/>
+        <w:pStyle w:val="PargrafodaLista"/>
         <w:ind w:left="360"/>
         <w:rPr>
           <w:rFonts w:ascii="Times New Roman" w:hAnsi="Times New Roman" w:cs="Times New Roman"/>
@@ -1883,7 +1715,7 @@
     </w:p>
     <w:p>
       <w:pPr>
-        <w:pStyle w:val="ListParagraph"/>
+        <w:pStyle w:val="PargrafodaLista"/>
         <w:numPr>
           <w:ilvl w:val="1"/>
           <w:numId w:val="1"/>
@@ -1905,7 +1737,7 @@
     </w:p>
     <w:p>
       <w:pPr>
-        <w:pStyle w:val="ListParagraph"/>
+        <w:pStyle w:val="PargrafodaLista"/>
         <w:numPr>
           <w:ilvl w:val="1"/>
           <w:numId w:val="1"/>
@@ -1927,7 +1759,7 @@
     </w:p>
     <w:p>
       <w:pPr>
-        <w:pStyle w:val="ListParagraph"/>
+        <w:pStyle w:val="PargrafodaLista"/>
         <w:numPr>
           <w:ilvl w:val="1"/>
           <w:numId w:val="1"/>
@@ -1949,7 +1781,7 @@
     </w:p>
     <w:p>
       <w:pPr>
-        <w:pStyle w:val="ListParagraph"/>
+        <w:pStyle w:val="PargrafodaLista"/>
         <w:numPr>
           <w:ilvl w:val="1"/>
           <w:numId w:val="1"/>
@@ -1971,7 +1803,7 @@
     </w:p>
     <w:p>
       <w:pPr>
-        <w:pStyle w:val="ListParagraph"/>
+        <w:pStyle w:val="PargrafodaLista"/>
         <w:numPr>
           <w:ilvl w:val="2"/>
           <w:numId w:val="1"/>
@@ -1993,7 +1825,7 @@
     </w:p>
     <w:p>
       <w:pPr>
-        <w:pStyle w:val="ListParagraph"/>
+        <w:pStyle w:val="PargrafodaLista"/>
         <w:numPr>
           <w:ilvl w:val="2"/>
           <w:numId w:val="1"/>
@@ -2015,7 +1847,7 @@
     </w:p>
     <w:p>
       <w:pPr>
-        <w:pStyle w:val="ListParagraph"/>
+        <w:pStyle w:val="PargrafodaLista"/>
         <w:numPr>
           <w:ilvl w:val="2"/>
           <w:numId w:val="1"/>
@@ -2037,7 +1869,7 @@
     </w:p>
     <w:p>
       <w:pPr>
-        <w:pStyle w:val="ListParagraph"/>
+        <w:pStyle w:val="PargrafodaLista"/>
         <w:numPr>
           <w:ilvl w:val="1"/>
           <w:numId w:val="1"/>
@@ -2059,7 +1891,7 @@
     </w:p>
     <w:p>
       <w:pPr>
-        <w:pStyle w:val="ListParagraph"/>
+        <w:pStyle w:val="PargrafodaLista"/>
         <w:numPr>
           <w:ilvl w:val="1"/>
           <w:numId w:val="1"/>
@@ -2081,7 +1913,7 @@
     </w:p>
     <w:p>
       <w:pPr>
-        <w:pStyle w:val="ListParagraph"/>
+        <w:pStyle w:val="PargrafodaLista"/>
         <w:numPr>
           <w:ilvl w:val="1"/>
           <w:numId w:val="1"/>
@@ -2103,7 +1935,7 @@
     </w:p>
     <w:p>
       <w:pPr>
-        <w:pStyle w:val="ListParagraph"/>
+        <w:pStyle w:val="PargrafodaLista"/>
         <w:numPr>
           <w:ilvl w:val="1"/>
           <w:numId w:val="1"/>
@@ -2125,7 +1957,7 @@
     </w:p>
     <w:p>
       <w:pPr>
-        <w:pStyle w:val="ListParagraph"/>
+        <w:pStyle w:val="PargrafodaLista"/>
         <w:numPr>
           <w:ilvl w:val="1"/>
           <w:numId w:val="1"/>
@@ -2147,8 +1979,7 @@
     </w:p>
     <w:p>
       <w:pPr>
-        <w:pStyle w:val="ListParagraph"/>
-        <w:spacing w:line="276" w:lineRule="auto"/>
+        <w:pStyle w:val="PargrafodaLista"/>
         <w:ind w:left="360"/>
         <w:rPr>
           <w:rFonts w:ascii="Times New Roman" w:hAnsi="Times New Roman" w:cs="Times New Roman"/>
@@ -2159,7 +1990,6 @@
     </w:p>
     <w:p>
       <w:pPr>
-        <w:spacing w:line="276" w:lineRule="auto"/>
         <w:rPr>
           <w:rFonts w:ascii="Times New Roman" w:hAnsi="Times New Roman" w:cs="Times New Roman"/>
           <w:b/>
@@ -2222,15 +2052,12 @@
         </w:rPr>
       </w:pPr>
       <w:r>
-        <w:rPr>
-          <w:rFonts w:ascii="Times New Roman" w:hAnsi="Times New Roman" w:cs="Times New Roman"/>
-        </w:rPr>
         <w:br w:type="page"/>
       </w:r>
     </w:p>
     <w:p>
       <w:pPr>
-        <w:pStyle w:val="ListParagraph"/>
+        <w:pStyle w:val="PargrafodaLista"/>
         <w:numPr>
           <w:ilvl w:val="0"/>
           <w:numId w:val="1"/>
@@ -2247,12 +2074,13 @@
           <w:b/>
           <w:bCs/>
         </w:rPr>
+        <w:lastRenderedPageBreak/>
         <w:t>RESULTADOS</w:t>
       </w:r>
     </w:p>
     <w:p>
       <w:pPr>
-        <w:pStyle w:val="ListParagraph"/>
+        <w:pStyle w:val="PargrafodaLista"/>
         <w:ind w:left="360"/>
         <w:rPr>
           <w:rFonts w:ascii="Times New Roman" w:hAnsi="Times New Roman" w:cs="Times New Roman"/>
@@ -2263,7 +2091,7 @@
     </w:p>
     <w:p>
       <w:pPr>
-        <w:pStyle w:val="ListParagraph"/>
+        <w:pStyle w:val="PargrafodaLista"/>
         <w:numPr>
           <w:ilvl w:val="1"/>
           <w:numId w:val="1"/>
@@ -2290,168 +2118,123 @@
           <w:b/>
           <w:bCs/>
         </w:rPr>
-        <w:t xml:space="preserve">3.1.1 </w:t>
-      </w:r>
-      <w:r>
-        <w:rPr>
-          <w:rFonts w:ascii="Times New Roman" w:hAnsi="Times New Roman" w:cs="Times New Roman"/>
-          <w:b/>
-          <w:bCs/>
-        </w:rPr>
-        <w:t xml:space="preserve">Visão Geral </w:t>
-      </w:r>
-      <w:r>
-        <w:rPr>
-          <w:rFonts w:ascii="Times New Roman" w:hAnsi="Times New Roman" w:cs="Times New Roman"/>
-          <w:b/>
-          <w:bCs/>
-        </w:rPr>
-        <w:t xml:space="preserve">da </w:t>
-      </w:r>
-      <w:r>
-        <w:rPr>
-          <w:rFonts w:ascii="Times New Roman" w:hAnsi="Times New Roman" w:cs="Times New Roman"/>
-          <w:b/>
-          <w:bCs/>
-        </w:rPr>
-        <w:t>Pesquisa</w:t>
-      </w:r>
-    </w:p>
-    <w:p>
-      <w:r>
-        <w:rPr>
-          <w:rFonts w:ascii="Times New Roman" w:hAnsi="Times New Roman" w:cs="Times New Roman"/>
-          <w:b/>
-          <w:bCs/>
-        </w:rPr>
-        <w:t>3.1.1</w:t>
-      </w:r>
-      <w:r>
-        <w:rPr>
-          <w:rFonts w:ascii="Times New Roman" w:hAnsi="Times New Roman" w:cs="Times New Roman"/>
-          <w:b/>
-          <w:bCs/>
-        </w:rPr>
-        <w:t xml:space="preserve">.1 </w:t>
-      </w:r>
-      <w:r>
-        <w:rPr>
-          <w:rFonts w:ascii="Times New Roman" w:hAnsi="Times New Roman" w:cs="Times New Roman"/>
-          <w:b/>
-          <w:bCs/>
-        </w:rPr>
-        <w:t>Objetivo</w:t>
-      </w:r>
-    </w:p>
-    <w:p>
-      <w:r>
-        <w:rPr>
-          <w:rFonts w:ascii="Times New Roman" w:hAnsi="Times New Roman" w:cs="Times New Roman"/>
-        </w:rPr>
-        <w:t xml:space="preserve">Analisar </w:t>
-      </w:r>
-      <w:r>
-        <w:rPr>
-          <w:rFonts w:ascii="Times New Roman" w:hAnsi="Times New Roman" w:cs="Times New Roman"/>
-        </w:rPr>
-        <w:t xml:space="preserve">a </w:t>
-      </w:r>
-      <w:r>
-        <w:rPr>
-          <w:rFonts w:ascii="Times New Roman" w:hAnsi="Times New Roman" w:cs="Times New Roman"/>
-        </w:rPr>
-        <w:t xml:space="preserve">viabilidade </w:t>
-      </w:r>
-      <w:r>
-        <w:rPr>
-          <w:rFonts w:ascii="Times New Roman" w:hAnsi="Times New Roman" w:cs="Times New Roman"/>
-        </w:rPr>
-        <w:t>de</w:t>
-      </w:r>
-      <w:r>
-        <w:rPr>
-          <w:rFonts w:ascii="Times New Roman" w:hAnsi="Times New Roman" w:cs="Times New Roman"/>
-        </w:rPr>
-        <w:t xml:space="preserve"> adesão </w:t>
-      </w:r>
-      <w:r>
-        <w:rPr>
-          <w:rFonts w:ascii="Times New Roman" w:hAnsi="Times New Roman" w:cs="Times New Roman"/>
-        </w:rPr>
-        <w:t xml:space="preserve">à </w:t>
-      </w:r>
-      <w:r>
-        <w:rPr>
-          <w:rFonts w:ascii="Times New Roman" w:hAnsi="Times New Roman" w:cs="Times New Roman"/>
-        </w:rPr>
-        <w:t xml:space="preserve">implantação </w:t>
-      </w:r>
-    </w:p>
-    <w:p>
-      <w:pPr>
-        <w:rPr>
-          <w:rFonts w:ascii="Times New Roman" w:hAnsi="Times New Roman" w:cs="Times New Roman"/>
-        </w:rPr>
-      </w:pPr>
-    </w:p>
-    <w:p>
-      <w:r>
-        <w:rPr>
-          <w:rFonts w:ascii="Times New Roman" w:hAnsi="Times New Roman" w:cs="Times New Roman"/>
-          <w:b/>
-          <w:bCs/>
-        </w:rPr>
-        <w:t>3.</w:t>
-      </w:r>
-      <w:r>
-        <w:rPr>
-          <w:rFonts w:ascii="Times New Roman" w:hAnsi="Times New Roman" w:cs="Times New Roman"/>
-          <w:b/>
-          <w:bCs/>
-        </w:rPr>
-        <w:t>1.1</w:t>
-      </w:r>
-      <w:r>
-        <w:rPr>
-          <w:rFonts w:ascii="Times New Roman" w:hAnsi="Times New Roman" w:cs="Times New Roman"/>
-          <w:b/>
-          <w:bCs/>
-        </w:rPr>
-        <w:t xml:space="preserve">.2 </w:t>
-      </w:r>
-      <w:r>
-        <w:rPr>
-          <w:rFonts w:ascii="Times New Roman" w:hAnsi="Times New Roman" w:cs="Times New Roman"/>
-          <w:b/>
-          <w:bCs/>
-        </w:rPr>
-        <w:t>Amostra</w:t>
-      </w:r>
-    </w:p>
-    <w:p>
-      <w:r>
-        <w:rPr>
-          <w:rFonts w:ascii="Times New Roman" w:hAnsi="Times New Roman" w:cs="Times New Roman"/>
-          <w:b/>
-          <w:bCs/>
-        </w:rPr>
-        <w:t>3.1.1.</w:t>
-      </w:r>
-      <w:r>
-        <w:rPr>
-          <w:rFonts w:ascii="Times New Roman" w:hAnsi="Times New Roman" w:cs="Times New Roman"/>
-          <w:b/>
-          <w:bCs/>
-        </w:rPr>
-        <w:t xml:space="preserve">3 </w:t>
-      </w:r>
-      <w:r>
-        <w:rPr>
-          <w:rFonts w:ascii="Times New Roman" w:hAnsi="Times New Roman" w:cs="Times New Roman"/>
-          <w:b/>
-          <w:bCs/>
-        </w:rPr>
-        <w:t>Metodologia</w:t>
+        <w:t>3.1.1 Visão Geral da Pesquisa</w:t>
+      </w:r>
+    </w:p>
+    <w:p>
+      <w:r>
+        <w:rPr>
+          <w:rFonts w:ascii="Times New Roman" w:hAnsi="Times New Roman" w:cs="Times New Roman"/>
+          <w:b/>
+          <w:bCs/>
+        </w:rPr>
+        <w:t xml:space="preserve">Objetivo: </w:t>
+      </w:r>
+      <w:r>
+        <w:rPr>
+          <w:rFonts w:ascii="Times New Roman" w:hAnsi="Times New Roman" w:cs="Times New Roman"/>
+        </w:rPr>
+        <w:t>Analisar a viabilidade da implantação de sensores para verificação da disponibilidade de vagas para estacionar e do recurso de reserva de vagas via site web</w:t>
+      </w:r>
+    </w:p>
+    <w:p>
+      <w:r>
+        <w:rPr>
+          <w:rFonts w:ascii="Times New Roman" w:hAnsi="Times New Roman" w:cs="Times New Roman"/>
+          <w:b/>
+          <w:bCs/>
+        </w:rPr>
+        <w:t xml:space="preserve">Amostra: </w:t>
+      </w:r>
+      <w:r>
+        <w:rPr>
+          <w:rFonts w:ascii="Times New Roman" w:hAnsi="Times New Roman" w:cs="Times New Roman"/>
+        </w:rPr>
+        <w:t>7</w:t>
+      </w:r>
+      <w:r>
+        <w:rPr>
+          <w:rFonts w:ascii="Times New Roman" w:hAnsi="Times New Roman" w:cs="Times New Roman"/>
+        </w:rPr>
+        <w:t xml:space="preserve"> participantes (2 professores</w:t>
+      </w:r>
+      <w:r>
+        <w:rPr>
+          <w:rFonts w:ascii="Times New Roman" w:hAnsi="Times New Roman" w:cs="Times New Roman"/>
+        </w:rPr>
+        <w:t xml:space="preserve">, </w:t>
+      </w:r>
+      <w:proofErr w:type="gramStart"/>
+      <w:r>
+        <w:rPr>
+          <w:rFonts w:ascii="Times New Roman" w:hAnsi="Times New Roman" w:cs="Times New Roman"/>
+        </w:rPr>
+        <w:t>2</w:t>
+      </w:r>
+      <w:r>
+        <w:rPr>
+          <w:rFonts w:ascii="Times New Roman" w:hAnsi="Times New Roman" w:cs="Times New Roman"/>
+        </w:rPr>
+        <w:t xml:space="preserve"> aluno</w:t>
+      </w:r>
+      <w:proofErr w:type="gramEnd"/>
+      <w:r>
+        <w:rPr>
+          <w:rFonts w:ascii="Times New Roman" w:hAnsi="Times New Roman" w:cs="Times New Roman"/>
+        </w:rPr>
+        <w:t xml:space="preserve">, </w:t>
+      </w:r>
+      <w:r>
+        <w:rPr>
+          <w:rFonts w:ascii="Times New Roman" w:hAnsi="Times New Roman" w:cs="Times New Roman"/>
+        </w:rPr>
+        <w:t>3 funcionários</w:t>
+      </w:r>
+      <w:r>
+        <w:rPr>
+          <w:rFonts w:ascii="Times New Roman" w:hAnsi="Times New Roman" w:cs="Times New Roman"/>
+        </w:rPr>
+        <w:t>)</w:t>
+      </w:r>
+    </w:p>
+    <w:p>
+      <w:r>
+        <w:rPr>
+          <w:rFonts w:ascii="Times New Roman" w:hAnsi="Times New Roman" w:cs="Times New Roman"/>
+          <w:b/>
+          <w:bCs/>
+        </w:rPr>
+        <w:t xml:space="preserve">Metodologia: </w:t>
+      </w:r>
+      <w:r>
+        <w:rPr>
+          <w:rFonts w:ascii="Times New Roman" w:hAnsi="Times New Roman" w:cs="Times New Roman"/>
+        </w:rPr>
+        <w:t>A pesquisa foi feita através de entrevistas rápidas aos professores</w:t>
+      </w:r>
+      <w:r>
+        <w:rPr>
+          <w:rFonts w:ascii="Times New Roman" w:hAnsi="Times New Roman" w:cs="Times New Roman"/>
+        </w:rPr>
+        <w:t xml:space="preserve">, </w:t>
+      </w:r>
+      <w:r>
+        <w:rPr>
+          <w:rFonts w:ascii="Times New Roman" w:hAnsi="Times New Roman" w:cs="Times New Roman"/>
+        </w:rPr>
+        <w:t xml:space="preserve">alunos </w:t>
+      </w:r>
+      <w:r>
+        <w:rPr>
+          <w:rFonts w:ascii="Times New Roman" w:hAnsi="Times New Roman" w:cs="Times New Roman"/>
+        </w:rPr>
+        <w:t xml:space="preserve">e funcionários </w:t>
+      </w:r>
+      <w:r>
+        <w:rPr>
+          <w:rFonts w:ascii="Times New Roman" w:hAnsi="Times New Roman" w:cs="Times New Roman"/>
+        </w:rPr>
+        <w:t>da unidade</w:t>
       </w:r>
     </w:p>
     <w:p>
@@ -2484,6 +2267,139 @@
       <w:pPr>
         <w:rPr>
           <w:rFonts w:ascii="Times New Roman" w:hAnsi="Times New Roman" w:cs="Times New Roman"/>
+        </w:rPr>
+      </w:pPr>
+      <w:r>
+        <w:rPr>
+          <w:rFonts w:ascii="Times New Roman" w:hAnsi="Times New Roman" w:cs="Times New Roman"/>
+          <w:b/>
+          <w:bCs/>
+        </w:rPr>
+        <w:t xml:space="preserve">Opinião dos Entrevistados: </w:t>
+      </w:r>
+      <w:r>
+        <w:rPr>
+          <w:rFonts w:ascii="Times New Roman" w:hAnsi="Times New Roman" w:cs="Times New Roman"/>
+        </w:rPr>
+        <w:t xml:space="preserve">A maioria </w:t>
+      </w:r>
+      <w:r>
+        <w:rPr>
+          <w:rFonts w:ascii="Times New Roman" w:hAnsi="Times New Roman" w:cs="Times New Roman"/>
+        </w:rPr>
+        <w:t>das pessoas analisadas gostaram da ideia de implementar o sistema de verificação d</w:t>
+      </w:r>
+      <w:r>
+        <w:rPr>
+          <w:rFonts w:ascii="Times New Roman" w:hAnsi="Times New Roman" w:cs="Times New Roman"/>
+        </w:rPr>
+        <w:t>a</w:t>
+      </w:r>
+      <w:r>
+        <w:rPr>
+          <w:rFonts w:ascii="Times New Roman" w:hAnsi="Times New Roman" w:cs="Times New Roman"/>
+        </w:rPr>
+        <w:t xml:space="preserve"> disponibilidade de vagas,</w:t>
+      </w:r>
+      <w:r>
+        <w:rPr>
+          <w:rFonts w:ascii="Times New Roman" w:hAnsi="Times New Roman" w:cs="Times New Roman"/>
+        </w:rPr>
+        <w:t xml:space="preserve"> </w:t>
+      </w:r>
+      <w:r>
+        <w:rPr>
+          <w:rFonts w:ascii="Times New Roman" w:hAnsi="Times New Roman" w:cs="Times New Roman"/>
+        </w:rPr>
+        <w:t xml:space="preserve">e achando interessante a ideia da reserva, </w:t>
+      </w:r>
+      <w:r>
+        <w:rPr>
+          <w:rFonts w:ascii="Times New Roman" w:hAnsi="Times New Roman" w:cs="Times New Roman"/>
+        </w:rPr>
+        <w:t>outras</w:t>
+      </w:r>
+      <w:r>
+        <w:rPr>
+          <w:rFonts w:ascii="Times New Roman" w:hAnsi="Times New Roman" w:cs="Times New Roman"/>
+        </w:rPr>
+        <w:t>,</w:t>
+      </w:r>
+      <w:r>
+        <w:rPr>
+          <w:rFonts w:ascii="Times New Roman" w:hAnsi="Times New Roman" w:cs="Times New Roman"/>
+        </w:rPr>
+        <w:t xml:space="preserve"> porém comentaram que por ser um estacionamento pequeno não seria </w:t>
+      </w:r>
+      <w:r>
+        <w:rPr>
+          <w:rFonts w:ascii="Times New Roman" w:hAnsi="Times New Roman" w:cs="Times New Roman"/>
+        </w:rPr>
+        <w:t xml:space="preserve">tão </w:t>
+      </w:r>
+      <w:r>
+        <w:rPr>
+          <w:rFonts w:ascii="Times New Roman" w:hAnsi="Times New Roman" w:cs="Times New Roman"/>
+        </w:rPr>
+        <w:t>interessante</w:t>
+      </w:r>
+      <w:r>
+        <w:rPr>
+          <w:rFonts w:ascii="Times New Roman" w:hAnsi="Times New Roman" w:cs="Times New Roman"/>
+        </w:rPr>
+        <w:t xml:space="preserve">, em comparação a um </w:t>
+      </w:r>
+      <w:r>
+        <w:rPr>
+          <w:rFonts w:ascii="Times New Roman" w:hAnsi="Times New Roman" w:cs="Times New Roman"/>
+        </w:rPr>
+        <w:t>estacionamento</w:t>
+      </w:r>
+      <w:r>
+        <w:rPr>
+          <w:rFonts w:ascii="Times New Roman" w:hAnsi="Times New Roman" w:cs="Times New Roman"/>
+        </w:rPr>
+        <w:t xml:space="preserve"> maior</w:t>
+      </w:r>
+      <w:r>
+        <w:rPr>
+          <w:rFonts w:ascii="Times New Roman" w:hAnsi="Times New Roman" w:cs="Times New Roman"/>
+        </w:rPr>
+        <w:t xml:space="preserve">, </w:t>
+      </w:r>
+      <w:r>
+        <w:rPr>
+          <w:rFonts w:ascii="Times New Roman" w:hAnsi="Times New Roman" w:cs="Times New Roman"/>
+        </w:rPr>
+        <w:t xml:space="preserve">comentando, também, que para essa ideia de reserva de vagas </w:t>
+      </w:r>
+      <w:r>
+        <w:rPr>
+          <w:rFonts w:ascii="Times New Roman" w:hAnsi="Times New Roman" w:cs="Times New Roman"/>
+        </w:rPr>
+        <w:t>precisaria de uma gestão só para isso, podendo ser complicado e confuso para quem utiliza o estacionamento</w:t>
+      </w:r>
+      <w:r>
+        <w:rPr>
+          <w:rFonts w:ascii="Times New Roman" w:hAnsi="Times New Roman" w:cs="Times New Roman"/>
+        </w:rPr>
+        <w:t>.</w:t>
+      </w:r>
+    </w:p>
+    <w:p>
+      <w:pPr>
+        <w:rPr>
+          <w:rFonts w:ascii="Times New Roman" w:hAnsi="Times New Roman" w:cs="Times New Roman"/>
+          <w:b/>
+          <w:bCs/>
+          <w:u w:val="single"/>
+        </w:rPr>
+      </w:pPr>
+    </w:p>
+    <w:p>
+      <w:pPr>
+        <w:rPr>
+          <w:rFonts w:ascii="Times New Roman" w:hAnsi="Times New Roman" w:cs="Times New Roman"/>
           <w:b/>
           <w:bCs/>
         </w:rPr>
@@ -2498,25 +2414,150 @@
       </w:r>
     </w:p>
     <w:p>
-      <w:r>
-        <w:rPr>
-          <w:rFonts w:ascii="Times New Roman" w:hAnsi="Times New Roman" w:cs="Times New Roman"/>
-          <w:b/>
-          <w:bCs/>
-        </w:rPr>
-        <w:t>3.1.4 Matriz de Impacto no Projeto</w:t>
-      </w:r>
-    </w:p>
-    <w:p>
-      <w:pPr>
-        <w:rPr>
-          <w:rFonts w:ascii="Times New Roman" w:hAnsi="Times New Roman" w:cs="Times New Roman"/>
-        </w:rPr>
-      </w:pPr>
-    </w:p>
-    <w:p>
-      <w:pPr>
-        <w:pStyle w:val="ListParagraph"/>
+      <w:pPr>
+        <w:rPr>
+          <w:rFonts w:ascii="Times New Roman" w:hAnsi="Times New Roman" w:cs="Times New Roman"/>
+          <w:b/>
+          <w:bCs/>
+        </w:rPr>
+      </w:pPr>
+      <w:r>
+        <w:rPr>
+          <w:rFonts w:ascii="Times New Roman" w:hAnsi="Times New Roman" w:cs="Times New Roman"/>
+          <w:b/>
+          <w:bCs/>
+        </w:rPr>
+        <w:t xml:space="preserve">Falta de vagas: </w:t>
+      </w:r>
+      <w:r>
+        <w:rPr>
+          <w:rFonts w:ascii="Times New Roman" w:hAnsi="Times New Roman" w:cs="Times New Roman"/>
+        </w:rPr>
+        <w:t>Em muitas ocasiões, clientes querendo passear em locais públicos se deparam com problemas de falta de vagas para estacionar no estacionamento, resultando em desânimo e o desejo de ir embora ou não ir mais naquele local</w:t>
+      </w:r>
+    </w:p>
+    <w:p>
+      <w:pPr>
+        <w:rPr>
+          <w:rFonts w:ascii="Times New Roman" w:hAnsi="Times New Roman" w:cs="Times New Roman"/>
+        </w:rPr>
+      </w:pPr>
+      <w:r>
+        <w:rPr>
+          <w:rFonts w:ascii="Times New Roman" w:hAnsi="Times New Roman" w:cs="Times New Roman"/>
+        </w:rPr>
+        <w:t>“</w:t>
+      </w:r>
+      <w:r>
+        <w:rPr>
+          <w:rFonts w:ascii="Times New Roman" w:hAnsi="Times New Roman" w:cs="Times New Roman"/>
+        </w:rPr>
+        <w:t>Achei muito interessante essa ideia de reserva de vagas, pois assim, posso confiar e ter a certeza de que não precisarei ficar procurando, por horas em alguns momentos, alguma vaga para estacionar, sendo muito versátil esse meio.”</w:t>
+      </w:r>
+    </w:p>
+    <w:p>
+      <w:pPr>
+        <w:rPr>
+          <w:rFonts w:ascii="Times New Roman" w:hAnsi="Times New Roman" w:cs="Times New Roman"/>
+        </w:rPr>
+      </w:pPr>
+      <w:r>
+        <w:rPr>
+          <w:rFonts w:ascii="Times New Roman" w:hAnsi="Times New Roman" w:cs="Times New Roman"/>
+          <w:b/>
+          <w:bCs/>
+        </w:rPr>
+        <w:t xml:space="preserve">Visualização de vagas: </w:t>
+      </w:r>
+      <w:r>
+        <w:rPr>
+          <w:rFonts w:ascii="Times New Roman" w:hAnsi="Times New Roman" w:cs="Times New Roman"/>
+        </w:rPr>
+        <w:t>A grande parte dos shoppings que vamos atualmente</w:t>
+      </w:r>
+      <w:r>
+        <w:rPr>
+          <w:rFonts w:ascii="Times New Roman" w:hAnsi="Times New Roman" w:cs="Times New Roman"/>
+        </w:rPr>
+        <w:t>,</w:t>
+      </w:r>
+      <w:r>
+        <w:rPr>
+          <w:rFonts w:ascii="Times New Roman" w:hAnsi="Times New Roman" w:cs="Times New Roman"/>
+        </w:rPr>
+        <w:t xml:space="preserve"> encontram-se mecanismos para a visualização da disponibilidade de vagas </w:t>
+      </w:r>
+      <w:r>
+        <w:rPr>
+          <w:rFonts w:ascii="Times New Roman" w:hAnsi="Times New Roman" w:cs="Times New Roman"/>
+        </w:rPr>
+        <w:t>no estacionamento, sendo um mecanismo interessante e prático na hora de procurar uma vaga para estacionar.</w:t>
+      </w:r>
+    </w:p>
+    <w:p>
+      <w:pPr>
+        <w:rPr>
+          <w:rFonts w:ascii="Times New Roman" w:hAnsi="Times New Roman" w:cs="Times New Roman"/>
+        </w:rPr>
+      </w:pPr>
+      <w:r>
+        <w:rPr>
+          <w:rFonts w:ascii="Times New Roman" w:hAnsi="Times New Roman" w:cs="Times New Roman"/>
+        </w:rPr>
+        <w:t>“</w:t>
+      </w:r>
+      <w:r>
+        <w:rPr>
+          <w:rFonts w:ascii="Times New Roman" w:hAnsi="Times New Roman" w:cs="Times New Roman"/>
+        </w:rPr>
+        <w:t>Acho interessante colocar</w:t>
+      </w:r>
+      <w:r>
+        <w:rPr>
+          <w:rFonts w:ascii="Times New Roman" w:hAnsi="Times New Roman" w:cs="Times New Roman"/>
+        </w:rPr>
+        <w:t>, além dos leds de indicação de ocupação das vagas, a implementação de um dashboard que mostra quantas vagas estão disponíveis e ocupadas no estacionamento”</w:t>
+      </w:r>
+    </w:p>
+    <w:p>
+      <w:pPr>
+        <w:rPr>
+          <w:rFonts w:ascii="Times New Roman" w:hAnsi="Times New Roman" w:cs="Times New Roman"/>
+          <w:b/>
+          <w:bCs/>
+        </w:rPr>
+      </w:pPr>
+    </w:p>
+    <w:p>
+      <w:pPr>
+        <w:rPr>
+          <w:rFonts w:ascii="Times New Roman" w:hAnsi="Times New Roman" w:cs="Times New Roman"/>
+          <w:b/>
+          <w:bCs/>
+        </w:rPr>
+      </w:pPr>
+    </w:p>
+    <w:p>
+      <w:pPr>
+        <w:rPr>
+          <w:rFonts w:ascii="Times New Roman" w:hAnsi="Times New Roman" w:cs="Times New Roman"/>
+          <w:b/>
+          <w:bCs/>
+        </w:rPr>
+      </w:pPr>
+    </w:p>
+    <w:p>
+      <w:pPr>
+        <w:rPr>
+          <w:rFonts w:ascii="Times New Roman" w:hAnsi="Times New Roman" w:cs="Times New Roman"/>
+          <w:b/>
+          <w:bCs/>
+        </w:rPr>
+      </w:pPr>
+    </w:p>
+    <w:p>
+      <w:pPr>
+        <w:pStyle w:val="PargrafodaLista"/>
         <w:numPr>
           <w:ilvl w:val="1"/>
           <w:numId w:val="1"/>
@@ -2533,61 +2574,42 @@
           <w:b/>
           <w:bCs/>
         </w:rPr>
-        <w:t xml:space="preserve">Outros </w:t>
-      </w:r>
-      <w:r>
-        <w:rPr>
-          <w:rFonts w:ascii="Times New Roman" w:hAnsi="Times New Roman" w:cs="Times New Roman"/>
-          <w:b/>
-          <w:bCs/>
-        </w:rPr>
-        <w:t>R</w:t>
-      </w:r>
-      <w:r>
-        <w:rPr>
-          <w:rFonts w:ascii="Times New Roman" w:hAnsi="Times New Roman" w:cs="Times New Roman"/>
-          <w:b/>
-          <w:bCs/>
-        </w:rPr>
-        <w:t>esultados</w:t>
-      </w:r>
-    </w:p>
-    <w:p>
-      <w:pPr>
-        <w:rPr>
-          <w:rFonts w:ascii="Times New Roman" w:hAnsi="Times New Roman" w:cs="Times New Roman"/>
-          <w:b/>
-          <w:bCs/>
-        </w:rPr>
-      </w:pPr>
-      <w:r>
-        <w:rPr>
-          <w:rFonts w:ascii="Times New Roman" w:hAnsi="Times New Roman" w:cs="Times New Roman"/>
-          <w:b/>
-          <w:bCs/>
-        </w:rPr>
+        <w:lastRenderedPageBreak/>
+        <w:t>Outros Resultados</w:t>
+      </w:r>
+    </w:p>
+    <w:p>
+      <w:pPr>
+        <w:rPr>
+          <w:rFonts w:ascii="Times New Roman" w:hAnsi="Times New Roman" w:cs="Times New Roman"/>
+          <w:b/>
+          <w:bCs/>
+        </w:rPr>
+      </w:pPr>
+      <w:r>
         <w:br w:type="page"/>
       </w:r>
     </w:p>
     <w:p>
       <w:pPr>
-        <w:pStyle w:val="ListParagraph"/>
+        <w:pStyle w:val="PargrafodaLista"/>
         <w:numPr>
           <w:ilvl w:val="0"/>
-          <w:numId w:val="4"/>
-        </w:numPr>
-        <w:rPr>
-          <w:rFonts w:ascii="Times New Roman" w:hAnsi="Times New Roman" w:cs="Times New Roman"/>
-          <w:b/>
-          <w:bCs/>
-        </w:rPr>
-      </w:pPr>
-      <w:r>
-        <w:rPr>
-          <w:rFonts w:ascii="Times New Roman" w:hAnsi="Times New Roman" w:cs="Times New Roman"/>
-          <w:b/>
-          <w:bCs/>
-        </w:rPr>
+          <w:numId w:val="2"/>
+        </w:numPr>
+        <w:rPr>
+          <w:rFonts w:ascii="Times New Roman" w:hAnsi="Times New Roman" w:cs="Times New Roman"/>
+          <w:b/>
+          <w:bCs/>
+        </w:rPr>
+      </w:pPr>
+      <w:r>
+        <w:rPr>
+          <w:rFonts w:ascii="Times New Roman" w:hAnsi="Times New Roman" w:cs="Times New Roman"/>
+          <w:b/>
+          <w:bCs/>
+        </w:rPr>
+        <w:lastRenderedPageBreak/>
         <w:t xml:space="preserve">CONSIDERAÇÕES FINAIS </w:t>
       </w:r>
     </w:p>
@@ -2602,8 +2624,9 @@
     </w:p>
     <w:sectPr>
       <w:pgSz w:w="11906" w:h="16838"/>
-      <w:pgMar w:top="1701" w:right="1134" w:bottom="1134" w:left="1701" w:header="709" w:footer="709" w:gutter="0"/>
-      <w:cols w:space="708"/>
+      <w:pgMar w:top="1701" w:right="1134" w:bottom="1134" w:left="1701" w:header="0" w:footer="0" w:gutter="0"/>
+      <w:cols w:space="720"/>
+      <w:formProt w:val="0"/>
       <w:docGrid w:linePitch="360"/>
     </w:sectPr>
   </w:body>
@@ -2611,361 +2634,133 @@
 </file>
 
 <file path=word/numbering.xml><?xml version="1.0" encoding="utf-8"?>
-<w:numbering xmlns:wpc="http://schemas.microsoft.com/office/word/2010/wordprocessingCanvas" xmlns:cx="http://schemas.microsoft.com/office/drawing/2014/chartex" xmlns:cx1="http://schemas.microsoft.com/office/drawing/2015/9/8/chartex" xmlns:cx2="http://schemas.microsoft.com/office/drawing/2015/10/21/chartex" xmlns:cx3="http://schemas.microsoft.com/office/drawing/2016/5/9/chartex" xmlns:cx4="http://schemas.microsoft.com/office/drawing/2016/5/10/chartex" xmlns:cx5="http://schemas.microsoft.com/office/drawing/2016/5/11/chartex" xmlns:cx6="http://schemas.microsoft.com/office/drawing/2016/5/12/chartex" xmlns:cx7="http://schemas.microsoft.com/office/drawing/2016/5/13/chartex" xmlns:cx8="http://schemas.microsoft.com/office/drawing/2016/5/14/chartex" xmlns:mc="http://schemas.openxmlformats.org/markup-compatibility/2006" xmlns:aink="http://schemas.microsoft.com/office/drawing/2016/ink" xmlns:am3d="http://schemas.microsoft.com/office/drawing/2017/model3d" xmlns:o="urn:schemas-microsoft-com:office:office" xmlns:oel="http://schemas.microsoft.com/office/2019/extlst" xmlns:r="http://schemas.openxmlformats.org/officeDocument/2006/relationships" xmlns:m="http://schemas.openxmlformats.org/officeDocument/2006/math" xmlns:v="urn:schemas-microsoft-com:vml" xmlns:wp14="http://schemas.microsoft.com/office/word/2010/wordprocessingDrawing" xmlns:wp="http://schemas.openxmlformats.org/drawingml/2006/wordprocessingDrawing" xmlns:w10="urn:schemas-microsoft-com:office:word" xmlns:w="http://schemas.openxmlformats.org/wordprocessingml/2006/main" xmlns:w14="http://schemas.microsoft.com/office/word/2010/wordml" xmlns:w15="http://schemas.microsoft.com/office/word/2012/wordml" xmlns:w16cex="http://schemas.microsoft.com/office/word/2018/wordml/cex" xmlns:w16cid="http://schemas.microsoft.com/office/word/2016/wordml/cid" xmlns:w16="http://schemas.microsoft.com/office/word/2018/wordml" xmlns:w16du="http://schemas.microsoft.com/office/word/2023/wordml/word16du" xmlns:w16sdtdh="http://schemas.microsoft.com/office/word/2020/wordml/sdtdatahash" xmlns:w16sdtfl="http://schemas.microsoft.com/office/word/2024/wordml/sdtformatlock" xmlns:w16se="http://schemas.microsoft.com/office/word/2015/wordml/symex" xmlns:wpg="http://schemas.microsoft.com/office/word/2010/wordprocessingGroup" xmlns:wpi="http://schemas.microsoft.com/office/word/2010/wordprocessingInk" xmlns:wne="http://schemas.microsoft.com/office/word/2006/wordml" xmlns:wps="http://schemas.microsoft.com/office/word/2010/wordprocessingShape" mc:Ignorable="w14 w15 w16se w16cid w16 w16cex w16sdtdh w16sdtfl w16du wp14">
+<w:numbering xmlns:wpc="http://schemas.microsoft.com/office/word/2010/wordprocessingCanvas" xmlns:cx="http://schemas.microsoft.com/office/drawing/2014/chartex" xmlns:cx1="http://schemas.microsoft.com/office/drawing/2015/9/8/chartex" xmlns:cx2="http://schemas.microsoft.com/office/drawing/2015/10/21/chartex" xmlns:cx3="http://schemas.microsoft.com/office/drawing/2016/5/9/chartex" xmlns:cx4="http://schemas.microsoft.com/office/drawing/2016/5/10/chartex" xmlns:cx5="http://schemas.microsoft.com/office/drawing/2016/5/11/chartex" xmlns:cx6="http://schemas.microsoft.com/office/drawing/2016/5/12/chartex" xmlns:cx7="http://schemas.microsoft.com/office/drawing/2016/5/13/chartex" xmlns:cx8="http://schemas.microsoft.com/office/drawing/2016/5/14/chartex" xmlns:mc="http://schemas.openxmlformats.org/markup-compatibility/2006" xmlns:aink="http://schemas.microsoft.com/office/drawing/2016/ink" xmlns:am3d="http://schemas.microsoft.com/office/drawing/2017/model3d" xmlns:o="urn:schemas-microsoft-com:office:office" xmlns:oel="http://schemas.microsoft.com/office/2019/extlst" xmlns:r="http://schemas.openxmlformats.org/officeDocument/2006/relationships" xmlns:m="http://schemas.openxmlformats.org/officeDocument/2006/math" xmlns:v="urn:schemas-microsoft-com:vml" xmlns:wp14="http://schemas.microsoft.com/office/word/2010/wordprocessingDrawing" xmlns:wp="http://schemas.openxmlformats.org/drawingml/2006/wordprocessingDrawing" xmlns:w10="urn:schemas-microsoft-com:office:word" xmlns:w="http://schemas.openxmlformats.org/wordprocessingml/2006/main" xmlns:w14="http://schemas.microsoft.com/office/word/2010/wordml" xmlns:w15="http://schemas.microsoft.com/office/word/2012/wordml" xmlns:w16cei="http://schemas.microsoft.com/office/word/2026/wordml/cei" xmlns:w16cex="http://schemas.microsoft.com/office/word/2018/wordml/cex" xmlns:w16cid="http://schemas.microsoft.com/office/word/2016/wordml/cid" xmlns:w16="http://schemas.microsoft.com/office/word/2018/wordml" xmlns:w16du="http://schemas.microsoft.com/office/word/2023/wordml/word16du" xmlns:w16sdtdh="http://schemas.microsoft.com/office/word/2020/wordml/sdtdatahash" xmlns:w16sdtfl="http://schemas.microsoft.com/office/word/2024/wordml/sdtformatlock" xmlns:w16se="http://schemas.microsoft.com/office/word/2015/wordml/symex" xmlns:wpg="http://schemas.microsoft.com/office/word/2010/wordprocessingGroup" xmlns:wpi="http://schemas.microsoft.com/office/word/2010/wordprocessingInk" xmlns:wne="http://schemas.microsoft.com/office/word/2006/wordml" xmlns:wps="http://schemas.microsoft.com/office/word/2010/wordprocessingShape" mc:Ignorable="w14 w15 w16se w16cid w16 w16cex w16sdtdh w16sdtfl w16du wp14">
   <w:abstractNum w:abstractNumId="0" w15:restartNumberingAfterBreak="0">
-    <w:nsid w:val="069A629F"/>
+    <w:nsid w:val="02EF2700"/>
     <w:multiLevelType w:val="multilevel"/>
-    <w:tmpl w:val="0416001F"/>
+    <w:tmpl w:val="D87CA77A"/>
+    <w:lvl w:ilvl="0">
+      <w:start w:val="4"/>
+      <w:numFmt w:val="decimal"/>
+      <w:lvlText w:val="%1."/>
+      <w:lvlJc w:val="left"/>
+      <w:pPr>
+        <w:tabs>
+          <w:tab w:val="num" w:pos="0"/>
+        </w:tabs>
+        <w:ind w:left="720" w:hanging="360"/>
+      </w:pPr>
+    </w:lvl>
+    <w:lvl w:ilvl="1">
+      <w:start w:val="1"/>
+      <w:numFmt w:val="lowerLetter"/>
+      <w:lvlText w:val="%2."/>
+      <w:lvlJc w:val="left"/>
+      <w:pPr>
+        <w:tabs>
+          <w:tab w:val="num" w:pos="0"/>
+        </w:tabs>
+        <w:ind w:left="1440" w:hanging="360"/>
+      </w:pPr>
+    </w:lvl>
+    <w:lvl w:ilvl="2">
+      <w:start w:val="1"/>
+      <w:numFmt w:val="lowerRoman"/>
+      <w:lvlText w:val="%3."/>
+      <w:lvlJc w:val="right"/>
+      <w:pPr>
+        <w:tabs>
+          <w:tab w:val="num" w:pos="0"/>
+        </w:tabs>
+        <w:ind w:left="2160" w:hanging="180"/>
+      </w:pPr>
+    </w:lvl>
+    <w:lvl w:ilvl="3">
+      <w:start w:val="1"/>
+      <w:numFmt w:val="decimal"/>
+      <w:lvlText w:val="%4."/>
+      <w:lvlJc w:val="left"/>
+      <w:pPr>
+        <w:tabs>
+          <w:tab w:val="num" w:pos="0"/>
+        </w:tabs>
+        <w:ind w:left="2880" w:hanging="360"/>
+      </w:pPr>
+    </w:lvl>
+    <w:lvl w:ilvl="4">
+      <w:start w:val="1"/>
+      <w:numFmt w:val="lowerLetter"/>
+      <w:lvlText w:val="%5."/>
+      <w:lvlJc w:val="left"/>
+      <w:pPr>
+        <w:tabs>
+          <w:tab w:val="num" w:pos="0"/>
+        </w:tabs>
+        <w:ind w:left="3600" w:hanging="360"/>
+      </w:pPr>
+    </w:lvl>
+    <w:lvl w:ilvl="5">
+      <w:start w:val="1"/>
+      <w:numFmt w:val="lowerRoman"/>
+      <w:lvlText w:val="%6."/>
+      <w:lvlJc w:val="right"/>
+      <w:pPr>
+        <w:tabs>
+          <w:tab w:val="num" w:pos="0"/>
+        </w:tabs>
+        <w:ind w:left="4320" w:hanging="180"/>
+      </w:pPr>
+    </w:lvl>
+    <w:lvl w:ilvl="6">
+      <w:start w:val="1"/>
+      <w:numFmt w:val="decimal"/>
+      <w:lvlText w:val="%7."/>
+      <w:lvlJc w:val="left"/>
+      <w:pPr>
+        <w:tabs>
+          <w:tab w:val="num" w:pos="0"/>
+        </w:tabs>
+        <w:ind w:left="5040" w:hanging="360"/>
+      </w:pPr>
+    </w:lvl>
+    <w:lvl w:ilvl="7">
+      <w:start w:val="1"/>
+      <w:numFmt w:val="lowerLetter"/>
+      <w:lvlText w:val="%8."/>
+      <w:lvlJc w:val="left"/>
+      <w:pPr>
+        <w:tabs>
+          <w:tab w:val="num" w:pos="0"/>
+        </w:tabs>
+        <w:ind w:left="5760" w:hanging="360"/>
+      </w:pPr>
+    </w:lvl>
+    <w:lvl w:ilvl="8">
+      <w:start w:val="1"/>
+      <w:numFmt w:val="lowerRoman"/>
+      <w:lvlText w:val="%9."/>
+      <w:lvlJc w:val="right"/>
+      <w:pPr>
+        <w:tabs>
+          <w:tab w:val="num" w:pos="0"/>
+        </w:tabs>
+        <w:ind w:left="6480" w:hanging="180"/>
+      </w:pPr>
+    </w:lvl>
+  </w:abstractNum>
+  <w:abstractNum w:abstractNumId="1" w15:restartNumberingAfterBreak="0">
+    <w:nsid w:val="0AFD3ADD"/>
+    <w:multiLevelType w:val="multilevel"/>
+    <w:tmpl w:val="FB326BD8"/>
     <w:lvl w:ilvl="0">
       <w:start w:val="1"/>
       <w:numFmt w:val="decimal"/>
       <w:lvlText w:val="%1."/>
       <w:lvlJc w:val="left"/>
       <w:pPr>
-        <w:ind w:left="360" w:hanging="360"/>
-      </w:pPr>
-    </w:lvl>
-    <w:lvl w:ilvl="1">
-      <w:start w:val="1"/>
-      <w:numFmt w:val="decimal"/>
-      <w:lvlText w:val="%1.%2."/>
-      <w:lvlJc w:val="left"/>
-      <w:pPr>
-        <w:ind w:left="792" w:hanging="432"/>
-      </w:pPr>
-    </w:lvl>
-    <w:lvl w:ilvl="2">
-      <w:start w:val="1"/>
-      <w:numFmt w:val="decimal"/>
-      <w:lvlText w:val="%1.%2.%3."/>
-      <w:lvlJc w:val="left"/>
-      <w:pPr>
-        <w:ind w:left="1224" w:hanging="504"/>
-      </w:pPr>
-    </w:lvl>
-    <w:lvl w:ilvl="3">
-      <w:start w:val="1"/>
-      <w:numFmt w:val="decimal"/>
-      <w:lvlText w:val="%1.%2.%3.%4."/>
-      <w:lvlJc w:val="left"/>
-      <w:pPr>
-        <w:ind w:left="1728" w:hanging="648"/>
-      </w:pPr>
-    </w:lvl>
-    <w:lvl w:ilvl="4">
-      <w:start w:val="1"/>
-      <w:numFmt w:val="decimal"/>
-      <w:lvlText w:val="%1.%2.%3.%4.%5."/>
-      <w:lvlJc w:val="left"/>
-      <w:pPr>
-        <w:ind w:left="2232" w:hanging="792"/>
-      </w:pPr>
-    </w:lvl>
-    <w:lvl w:ilvl="5">
-      <w:start w:val="1"/>
-      <w:numFmt w:val="decimal"/>
-      <w:lvlText w:val="%1.%2.%3.%4.%5.%6."/>
-      <w:lvlJc w:val="left"/>
-      <w:pPr>
-        <w:ind w:left="2736" w:hanging="936"/>
-      </w:pPr>
-    </w:lvl>
-    <w:lvl w:ilvl="6">
-      <w:start w:val="1"/>
-      <w:numFmt w:val="decimal"/>
-      <w:lvlText w:val="%1.%2.%3.%4.%5.%6.%7."/>
-      <w:lvlJc w:val="left"/>
-      <w:pPr>
-        <w:ind w:left="3240" w:hanging="1080"/>
-      </w:pPr>
-    </w:lvl>
-    <w:lvl w:ilvl="7">
-      <w:start w:val="1"/>
-      <w:numFmt w:val="decimal"/>
-      <w:lvlText w:val="%1.%2.%3.%4.%5.%6.%7.%8."/>
-      <w:lvlJc w:val="left"/>
-      <w:pPr>
-        <w:ind w:left="3744" w:hanging="1224"/>
-      </w:pPr>
-    </w:lvl>
-    <w:lvl w:ilvl="8">
-      <w:start w:val="1"/>
-      <w:numFmt w:val="decimal"/>
-      <w:lvlText w:val="%1.%2.%3.%4.%5.%6.%7.%8.%9."/>
-      <w:lvlJc w:val="left"/>
-      <w:pPr>
-        <w:ind w:left="4320" w:hanging="1440"/>
-      </w:pPr>
-    </w:lvl>
-  </w:abstractNum>
-  <w:abstractNum w:abstractNumId="1" w15:restartNumberingAfterBreak="0">
-    <w:nsid w:val="207B3971"/>
-    <w:multiLevelType w:val="multilevel"/>
-    <w:tmpl w:val="0416001F"/>
-    <w:lvl w:ilvl="0">
-      <w:start w:val="1"/>
-      <w:numFmt w:val="decimal"/>
-      <w:lvlText w:val="%1."/>
-      <w:lvlJc w:val="left"/>
-      <w:pPr>
-        <w:ind w:left="360" w:hanging="360"/>
-      </w:pPr>
-    </w:lvl>
-    <w:lvl w:ilvl="1">
-      <w:start w:val="1"/>
-      <w:numFmt w:val="decimal"/>
-      <w:lvlText w:val="%1.%2."/>
-      <w:lvlJc w:val="left"/>
-      <w:pPr>
-        <w:ind w:left="792" w:hanging="432"/>
-      </w:pPr>
-    </w:lvl>
-    <w:lvl w:ilvl="2">
-      <w:start w:val="1"/>
-      <w:numFmt w:val="decimal"/>
-      <w:lvlText w:val="%1.%2.%3."/>
-      <w:lvlJc w:val="left"/>
-      <w:pPr>
-        <w:ind w:left="1224" w:hanging="504"/>
-      </w:pPr>
-    </w:lvl>
-    <w:lvl w:ilvl="3">
-      <w:start w:val="1"/>
-      <w:numFmt w:val="decimal"/>
-      <w:lvlText w:val="%1.%2.%3.%4."/>
-      <w:lvlJc w:val="left"/>
-      <w:pPr>
-        <w:ind w:left="1728" w:hanging="648"/>
-      </w:pPr>
-    </w:lvl>
-    <w:lvl w:ilvl="4">
-      <w:start w:val="1"/>
-      <w:numFmt w:val="decimal"/>
-      <w:lvlText w:val="%1.%2.%3.%4.%5."/>
-      <w:lvlJc w:val="left"/>
-      <w:pPr>
-        <w:ind w:left="2232" w:hanging="792"/>
-      </w:pPr>
-    </w:lvl>
-    <w:lvl w:ilvl="5">
-      <w:start w:val="1"/>
-      <w:numFmt w:val="decimal"/>
-      <w:lvlText w:val="%1.%2.%3.%4.%5.%6."/>
-      <w:lvlJc w:val="left"/>
-      <w:pPr>
-        <w:ind w:left="2736" w:hanging="936"/>
-      </w:pPr>
-    </w:lvl>
-    <w:lvl w:ilvl="6">
-      <w:start w:val="1"/>
-      <w:numFmt w:val="decimal"/>
-      <w:lvlText w:val="%1.%2.%3.%4.%5.%6.%7."/>
-      <w:lvlJc w:val="left"/>
-      <w:pPr>
-        <w:ind w:left="3240" w:hanging="1080"/>
-      </w:pPr>
-    </w:lvl>
-    <w:lvl w:ilvl="7">
-      <w:start w:val="1"/>
-      <w:numFmt w:val="decimal"/>
-      <w:lvlText w:val="%1.%2.%3.%4.%5.%6.%7.%8."/>
-      <w:lvlJc w:val="left"/>
-      <w:pPr>
-        <w:ind w:left="3744" w:hanging="1224"/>
-      </w:pPr>
-    </w:lvl>
-    <w:lvl w:ilvl="8">
-      <w:start w:val="1"/>
-      <w:numFmt w:val="decimal"/>
-      <w:lvlText w:val="%1.%2.%3.%4.%5.%6.%7.%8.%9."/>
-      <w:lvlJc w:val="left"/>
-      <w:pPr>
-        <w:ind w:left="4320" w:hanging="1440"/>
-      </w:pPr>
-    </w:lvl>
-  </w:abstractNum>
-  <w:abstractNum w:abstractNumId="2" w15:restartNumberingAfterBreak="0">
-    <w:nsid w:val="2580627B"/>
-    <w:multiLevelType w:val="multilevel"/>
-    <w:tmpl w:val="0416001F"/>
-    <w:lvl w:ilvl="0">
-      <w:start w:val="1"/>
-      <w:numFmt w:val="decimal"/>
-      <w:lvlText w:val="%1."/>
-      <w:lvlJc w:val="left"/>
-      <w:pPr>
-        <w:ind w:left="360" w:hanging="360"/>
-      </w:pPr>
-    </w:lvl>
-    <w:lvl w:ilvl="1">
-      <w:start w:val="1"/>
-      <w:numFmt w:val="decimal"/>
-      <w:lvlText w:val="%1.%2."/>
-      <w:lvlJc w:val="left"/>
-      <w:pPr>
-        <w:ind w:left="792" w:hanging="432"/>
-      </w:pPr>
-    </w:lvl>
-    <w:lvl w:ilvl="2">
-      <w:start w:val="1"/>
-      <w:numFmt w:val="decimal"/>
-      <w:lvlText w:val="%1.%2.%3."/>
-      <w:lvlJc w:val="left"/>
-      <w:pPr>
-        <w:ind w:left="1224" w:hanging="504"/>
-      </w:pPr>
-    </w:lvl>
-    <w:lvl w:ilvl="3">
-      <w:start w:val="1"/>
-      <w:numFmt w:val="decimal"/>
-      <w:lvlText w:val="%1.%2.%3.%4."/>
-      <w:lvlJc w:val="left"/>
-      <w:pPr>
-        <w:ind w:left="1728" w:hanging="648"/>
-      </w:pPr>
-    </w:lvl>
-    <w:lvl w:ilvl="4">
-      <w:start w:val="1"/>
-      <w:numFmt w:val="decimal"/>
-      <w:lvlText w:val="%1.%2.%3.%4.%5."/>
-      <w:lvlJc w:val="left"/>
-      <w:pPr>
-        <w:ind w:left="2232" w:hanging="792"/>
-      </w:pPr>
-    </w:lvl>
-    <w:lvl w:ilvl="5">
-      <w:start w:val="1"/>
-      <w:numFmt w:val="decimal"/>
-      <w:lvlText w:val="%1.%2.%3.%4.%5.%6."/>
-      <w:lvlJc w:val="left"/>
-      <w:pPr>
-        <w:ind w:left="2736" w:hanging="936"/>
-      </w:pPr>
-    </w:lvl>
-    <w:lvl w:ilvl="6">
-      <w:start w:val="1"/>
-      <w:numFmt w:val="decimal"/>
-      <w:lvlText w:val="%1.%2.%3.%4.%5.%6.%7."/>
-      <w:lvlJc w:val="left"/>
-      <w:pPr>
-        <w:ind w:left="3240" w:hanging="1080"/>
-      </w:pPr>
-    </w:lvl>
-    <w:lvl w:ilvl="7">
-      <w:start w:val="1"/>
-      <w:numFmt w:val="decimal"/>
-      <w:lvlText w:val="%1.%2.%3.%4.%5.%6.%7.%8."/>
-      <w:lvlJc w:val="left"/>
-      <w:pPr>
-        <w:ind w:left="3744" w:hanging="1224"/>
-      </w:pPr>
-    </w:lvl>
-    <w:lvl w:ilvl="8">
-      <w:start w:val="1"/>
-      <w:numFmt w:val="decimal"/>
-      <w:lvlText w:val="%1.%2.%3.%4.%5.%6.%7.%8.%9."/>
-      <w:lvlJc w:val="left"/>
-      <w:pPr>
-        <w:ind w:left="4320" w:hanging="1440"/>
-      </w:pPr>
-    </w:lvl>
-  </w:abstractNum>
-  <w:abstractNum w:abstractNumId="3" w15:restartNumberingAfterBreak="0">
-    <w:nsid w:val="38EB4768"/>
-    <w:multiLevelType w:val="multilevel"/>
-    <w:tmpl w:val="0416001F"/>
-    <w:lvl w:ilvl="0">
-      <w:start w:val="1"/>
-      <w:numFmt w:val="decimal"/>
-      <w:lvlText w:val="%1."/>
-      <w:lvlJc w:val="left"/>
-      <w:pPr>
-        <w:ind w:left="360" w:hanging="360"/>
-      </w:pPr>
-    </w:lvl>
-    <w:lvl w:ilvl="1">
-      <w:start w:val="1"/>
-      <w:numFmt w:val="decimal"/>
-      <w:lvlText w:val="%1.%2."/>
-      <w:lvlJc w:val="left"/>
-      <w:pPr>
-        <w:ind w:left="792" w:hanging="432"/>
-      </w:pPr>
-    </w:lvl>
-    <w:lvl w:ilvl="2">
-      <w:start w:val="1"/>
-      <w:numFmt w:val="decimal"/>
-      <w:lvlText w:val="%1.%2.%3."/>
-      <w:lvlJc w:val="left"/>
-      <w:pPr>
-        <w:ind w:left="1224" w:hanging="504"/>
-      </w:pPr>
-    </w:lvl>
-    <w:lvl w:ilvl="3">
-      <w:start w:val="1"/>
-      <w:numFmt w:val="decimal"/>
-      <w:lvlText w:val="%1.%2.%3.%4."/>
-      <w:lvlJc w:val="left"/>
-      <w:pPr>
-        <w:ind w:left="1728" w:hanging="648"/>
-      </w:pPr>
-    </w:lvl>
-    <w:lvl w:ilvl="4">
-      <w:start w:val="1"/>
-      <w:numFmt w:val="decimal"/>
-      <w:lvlText w:val="%1.%2.%3.%4.%5."/>
-      <w:lvlJc w:val="left"/>
-      <w:pPr>
-        <w:ind w:left="2232" w:hanging="792"/>
-      </w:pPr>
-    </w:lvl>
-    <w:lvl w:ilvl="5">
-      <w:start w:val="1"/>
-      <w:numFmt w:val="decimal"/>
-      <w:lvlText w:val="%1.%2.%3.%4.%5.%6."/>
-      <w:lvlJc w:val="left"/>
-      <w:pPr>
-        <w:ind w:left="2736" w:hanging="936"/>
-      </w:pPr>
-    </w:lvl>
-    <w:lvl w:ilvl="6">
-      <w:start w:val="1"/>
-      <w:numFmt w:val="decimal"/>
-      <w:lvlText w:val="%1.%2.%3.%4.%5.%6.%7."/>
-      <w:lvlJc w:val="left"/>
-      <w:pPr>
-        <w:ind w:left="3240" w:hanging="1080"/>
-      </w:pPr>
-    </w:lvl>
-    <w:lvl w:ilvl="7">
-      <w:start w:val="1"/>
-      <w:numFmt w:val="decimal"/>
-      <w:lvlText w:val="%1.%2.%3.%4.%5.%6.%7.%8."/>
-      <w:lvlJc w:val="left"/>
-      <w:pPr>
-        <w:ind w:left="3744" w:hanging="1224"/>
-      </w:pPr>
-    </w:lvl>
-    <w:lvl w:ilvl="8">
-      <w:start w:val="1"/>
-      <w:numFmt w:val="decimal"/>
-      <w:lvlText w:val="%1.%2.%3.%4.%5.%6.%7.%8.%9."/>
-      <w:lvlJc w:val="left"/>
-      <w:pPr>
-        <w:ind w:left="4320" w:hanging="1440"/>
-      </w:pPr>
-    </w:lvl>
-  </w:abstractNum>
-  <w:abstractNum w:abstractNumId="4" w15:restartNumberingAfterBreak="0">
-    <w:nsid w:val="5FE06A18"/>
-    <w:multiLevelType w:val="multilevel"/>
-    <w:tmpl w:val="0416001F"/>
-    <w:lvl w:ilvl="0">
-      <w:start w:val="1"/>
-      <w:numFmt w:val="decimal"/>
-      <w:lvlText w:val="%1."/>
-      <w:lvlJc w:val="left"/>
-      <w:pPr>
+        <w:tabs>
+          <w:tab w:val="num" w:pos="0"/>
+        </w:tabs>
         <w:ind w:left="360" w:hanging="360"/>
       </w:pPr>
       <w:rPr>
@@ -2979,6 +2774,9 @@
       <w:lvlText w:val="%1.%2."/>
       <w:lvlJc w:val="left"/>
       <w:pPr>
+        <w:tabs>
+          <w:tab w:val="num" w:pos="0"/>
+        </w:tabs>
         <w:ind w:left="792" w:hanging="432"/>
       </w:pPr>
       <w:rPr>
@@ -2992,6 +2790,9 @@
       <w:lvlText w:val="%1.%2.%3."/>
       <w:lvlJc w:val="left"/>
       <w:pPr>
+        <w:tabs>
+          <w:tab w:val="num" w:pos="0"/>
+        </w:tabs>
         <w:ind w:left="1224" w:hanging="504"/>
       </w:pPr>
       <w:rPr>
@@ -3005,6 +2806,9 @@
       <w:lvlText w:val="%1.%2.%3.%4."/>
       <w:lvlJc w:val="left"/>
       <w:pPr>
+        <w:tabs>
+          <w:tab w:val="num" w:pos="0"/>
+        </w:tabs>
         <w:ind w:left="1728" w:hanging="648"/>
       </w:pPr>
     </w:lvl>
@@ -3014,6 +2818,9 @@
       <w:lvlText w:val="%1.%2.%3.%4.%5."/>
       <w:lvlJc w:val="left"/>
       <w:pPr>
+        <w:tabs>
+          <w:tab w:val="num" w:pos="0"/>
+        </w:tabs>
         <w:ind w:left="2232" w:hanging="792"/>
       </w:pPr>
     </w:lvl>
@@ -3023,6 +2830,9 @@
       <w:lvlText w:val="%1.%2.%3.%4.%5.%6."/>
       <w:lvlJc w:val="left"/>
       <w:pPr>
+        <w:tabs>
+          <w:tab w:val="num" w:pos="0"/>
+        </w:tabs>
         <w:ind w:left="2736" w:hanging="936"/>
       </w:pPr>
     </w:lvl>
@@ -3032,6 +2842,9 @@
       <w:lvlText w:val="%1.%2.%3.%4.%5.%6.%7."/>
       <w:lvlJc w:val="left"/>
       <w:pPr>
+        <w:tabs>
+          <w:tab w:val="num" w:pos="0"/>
+        </w:tabs>
         <w:ind w:left="3240" w:hanging="1080"/>
       </w:pPr>
     </w:lvl>
@@ -3041,6 +2854,9 @@
       <w:lvlText w:val="%1.%2.%3.%4.%5.%6.%7.%8."/>
       <w:lvlJc w:val="left"/>
       <w:pPr>
+        <w:tabs>
+          <w:tab w:val="num" w:pos="0"/>
+        </w:tabs>
         <w:ind w:left="3744" w:hanging="1224"/>
       </w:pPr>
     </w:lvl>
@@ -3050,25 +2866,150 @@
       <w:lvlText w:val="%1.%2.%3.%4.%5.%6.%7.%8.%9."/>
       <w:lvlJc w:val="left"/>
       <w:pPr>
+        <w:tabs>
+          <w:tab w:val="num" w:pos="0"/>
+        </w:tabs>
         <w:ind w:left="4320" w:hanging="1440"/>
       </w:pPr>
     </w:lvl>
   </w:abstractNum>
-  <w:abstractNum w:abstractNumId="5" w15:restartNumberingAfterBreak="0">
-    <w:nsid w:val="7462235D"/>
+  <w:abstractNum w:abstractNumId="2" w15:restartNumberingAfterBreak="0">
+    <w:nsid w:val="322C6C2C"/>
     <w:multiLevelType w:val="multilevel"/>
-    <w:tmpl w:val="AFF022FC"/>
+    <w:tmpl w:val="3A9E2936"/>
+    <w:lvl w:ilvl="0">
+      <w:start w:val="1"/>
+      <w:numFmt w:val="none"/>
+      <w:suff w:val="nothing"/>
+      <w:lvlText w:val=""/>
+      <w:lvlJc w:val="left"/>
+      <w:pPr>
+        <w:tabs>
+          <w:tab w:val="num" w:pos="0"/>
+        </w:tabs>
+        <w:ind w:left="0" w:firstLine="0"/>
+      </w:pPr>
+    </w:lvl>
+    <w:lvl w:ilvl="1">
+      <w:start w:val="1"/>
+      <w:numFmt w:val="none"/>
+      <w:suff w:val="nothing"/>
+      <w:lvlText w:val=""/>
+      <w:lvlJc w:val="left"/>
+      <w:pPr>
+        <w:tabs>
+          <w:tab w:val="num" w:pos="0"/>
+        </w:tabs>
+        <w:ind w:left="0" w:firstLine="0"/>
+      </w:pPr>
+    </w:lvl>
+    <w:lvl w:ilvl="2">
+      <w:start w:val="1"/>
+      <w:numFmt w:val="none"/>
+      <w:suff w:val="nothing"/>
+      <w:lvlText w:val=""/>
+      <w:lvlJc w:val="left"/>
+      <w:pPr>
+        <w:tabs>
+          <w:tab w:val="num" w:pos="0"/>
+        </w:tabs>
+        <w:ind w:left="0" w:firstLine="0"/>
+      </w:pPr>
+    </w:lvl>
+    <w:lvl w:ilvl="3">
+      <w:start w:val="1"/>
+      <w:numFmt w:val="none"/>
+      <w:suff w:val="nothing"/>
+      <w:lvlText w:val=""/>
+      <w:lvlJc w:val="left"/>
+      <w:pPr>
+        <w:tabs>
+          <w:tab w:val="num" w:pos="0"/>
+        </w:tabs>
+        <w:ind w:left="0" w:firstLine="0"/>
+      </w:pPr>
+    </w:lvl>
+    <w:lvl w:ilvl="4">
+      <w:start w:val="1"/>
+      <w:numFmt w:val="none"/>
+      <w:suff w:val="nothing"/>
+      <w:lvlText w:val=""/>
+      <w:lvlJc w:val="left"/>
+      <w:pPr>
+        <w:tabs>
+          <w:tab w:val="num" w:pos="0"/>
+        </w:tabs>
+        <w:ind w:left="0" w:firstLine="0"/>
+      </w:pPr>
+    </w:lvl>
+    <w:lvl w:ilvl="5">
+      <w:start w:val="1"/>
+      <w:numFmt w:val="none"/>
+      <w:suff w:val="nothing"/>
+      <w:lvlText w:val=""/>
+      <w:lvlJc w:val="left"/>
+      <w:pPr>
+        <w:tabs>
+          <w:tab w:val="num" w:pos="0"/>
+        </w:tabs>
+        <w:ind w:left="0" w:firstLine="0"/>
+      </w:pPr>
+    </w:lvl>
+    <w:lvl w:ilvl="6">
+      <w:start w:val="1"/>
+      <w:numFmt w:val="none"/>
+      <w:suff w:val="nothing"/>
+      <w:lvlText w:val=""/>
+      <w:lvlJc w:val="left"/>
+      <w:pPr>
+        <w:tabs>
+          <w:tab w:val="num" w:pos="0"/>
+        </w:tabs>
+        <w:ind w:left="0" w:firstLine="0"/>
+      </w:pPr>
+    </w:lvl>
+    <w:lvl w:ilvl="7">
+      <w:start w:val="1"/>
+      <w:numFmt w:val="none"/>
+      <w:suff w:val="nothing"/>
+      <w:lvlText w:val=""/>
+      <w:lvlJc w:val="left"/>
+      <w:pPr>
+        <w:tabs>
+          <w:tab w:val="num" w:pos="0"/>
+        </w:tabs>
+        <w:ind w:left="0" w:firstLine="0"/>
+      </w:pPr>
+    </w:lvl>
+    <w:lvl w:ilvl="8">
+      <w:start w:val="1"/>
+      <w:numFmt w:val="none"/>
+      <w:suff w:val="nothing"/>
+      <w:lvlText w:val=""/>
+      <w:lvlJc w:val="left"/>
+      <w:pPr>
+        <w:tabs>
+          <w:tab w:val="num" w:pos="0"/>
+        </w:tabs>
+        <w:ind w:left="0" w:firstLine="0"/>
+      </w:pPr>
+    </w:lvl>
+  </w:abstractNum>
+  <w:abstractNum w:abstractNumId="3" w15:restartNumberingAfterBreak="0">
+    <w:nsid w:val="60BA7884"/>
+    <w:multiLevelType w:val="multilevel"/>
+    <w:tmpl w:val="4FE8C9B0"/>
     <w:lvl w:ilvl="0">
       <w:start w:val="1"/>
       <w:numFmt w:val="decimal"/>
       <w:lvlText w:val="%1"/>
       <w:lvlJc w:val="left"/>
       <w:pPr>
+        <w:tabs>
+          <w:tab w:val="num" w:pos="0"/>
+        </w:tabs>
         <w:ind w:left="360" w:hanging="360"/>
       </w:pPr>
-      <w:rPr>
-        <w:rFonts w:hint="default"/>
-      </w:rPr>
     </w:lvl>
     <w:lvl w:ilvl="1">
       <w:start w:val="1"/>
@@ -3076,11 +3017,11 @@
       <w:lvlText w:val="%1.%2"/>
       <w:lvlJc w:val="left"/>
       <w:pPr>
+        <w:tabs>
+          <w:tab w:val="num" w:pos="0"/>
+        </w:tabs>
         <w:ind w:left="360" w:hanging="360"/>
       </w:pPr>
-      <w:rPr>
-        <w:rFonts w:hint="default"/>
-      </w:rPr>
     </w:lvl>
     <w:lvl w:ilvl="2">
       <w:start w:val="1"/>
@@ -3088,11 +3029,11 @@
       <w:lvlText w:val="%1.%2.%3"/>
       <w:lvlJc w:val="left"/>
       <w:pPr>
+        <w:tabs>
+          <w:tab w:val="num" w:pos="0"/>
+        </w:tabs>
         <w:ind w:left="720" w:hanging="720"/>
       </w:pPr>
-      <w:rPr>
-        <w:rFonts w:hint="default"/>
-      </w:rPr>
     </w:lvl>
     <w:lvl w:ilvl="3">
       <w:start w:val="1"/>
@@ -3100,11 +3041,11 @@
       <w:lvlText w:val="%1.%2.%3.%4"/>
       <w:lvlJc w:val="left"/>
       <w:pPr>
+        <w:tabs>
+          <w:tab w:val="num" w:pos="0"/>
+        </w:tabs>
         <w:ind w:left="720" w:hanging="720"/>
       </w:pPr>
-      <w:rPr>
-        <w:rFonts w:hint="default"/>
-      </w:rPr>
     </w:lvl>
     <w:lvl w:ilvl="4">
       <w:start w:val="1"/>
@@ -3112,11 +3053,11 @@
       <w:lvlText w:val="%1.%2.%3.%4.%5"/>
       <w:lvlJc w:val="left"/>
       <w:pPr>
+        <w:tabs>
+          <w:tab w:val="num" w:pos="0"/>
+        </w:tabs>
         <w:ind w:left="1080" w:hanging="1080"/>
       </w:pPr>
-      <w:rPr>
-        <w:rFonts w:hint="default"/>
-      </w:rPr>
     </w:lvl>
     <w:lvl w:ilvl="5">
       <w:start w:val="1"/>
@@ -3124,11 +3065,11 @@
       <w:lvlText w:val="%1.%2.%3.%4.%5.%6"/>
       <w:lvlJc w:val="left"/>
       <w:pPr>
+        <w:tabs>
+          <w:tab w:val="num" w:pos="0"/>
+        </w:tabs>
         <w:ind w:left="1080" w:hanging="1080"/>
       </w:pPr>
-      <w:rPr>
-        <w:rFonts w:hint="default"/>
-      </w:rPr>
     </w:lvl>
     <w:lvl w:ilvl="6">
       <w:start w:val="1"/>
@@ -3136,11 +3077,11 @@
       <w:lvlText w:val="%1.%2.%3.%4.%5.%6.%7"/>
       <w:lvlJc w:val="left"/>
       <w:pPr>
+        <w:tabs>
+          <w:tab w:val="num" w:pos="0"/>
+        </w:tabs>
         <w:ind w:left="1440" w:hanging="1440"/>
       </w:pPr>
-      <w:rPr>
-        <w:rFonts w:hint="default"/>
-      </w:rPr>
     </w:lvl>
     <w:lvl w:ilvl="7">
       <w:start w:val="1"/>
@@ -3148,11 +3089,11 @@
       <w:lvlText w:val="%1.%2.%3.%4.%5.%6.%7.%8"/>
       <w:lvlJc w:val="left"/>
       <w:pPr>
+        <w:tabs>
+          <w:tab w:val="num" w:pos="0"/>
+        </w:tabs>
         <w:ind w:left="1440" w:hanging="1440"/>
       </w:pPr>
-      <w:rPr>
-        <w:rFonts w:hint="default"/>
-      </w:rPr>
     </w:lvl>
     <w:lvl w:ilvl="8">
       <w:start w:val="1"/>
@@ -3160,210 +3101,23 @@
       <w:lvlText w:val="%1.%2.%3.%4.%5.%6.%7.%8.%9"/>
       <w:lvlJc w:val="left"/>
       <w:pPr>
+        <w:tabs>
+          <w:tab w:val="num" w:pos="0"/>
+        </w:tabs>
         <w:ind w:left="1800" w:hanging="1800"/>
       </w:pPr>
-      <w:rPr>
-        <w:rFonts w:hint="default"/>
-      </w:rPr>
     </w:lvl>
   </w:abstractNum>
-  <w:abstractNum w:abstractNumId="6" w15:restartNumberingAfterBreak="0">
-    <w:nsid w:val="74D1495C"/>
-    <w:multiLevelType w:val="multilevel"/>
-    <w:tmpl w:val="0416001F"/>
-    <w:lvl w:ilvl="0">
-      <w:start w:val="1"/>
-      <w:numFmt w:val="decimal"/>
-      <w:lvlText w:val="%1."/>
-      <w:lvlJc w:val="left"/>
-      <w:pPr>
-        <w:ind w:left="360" w:hanging="360"/>
-      </w:pPr>
-    </w:lvl>
-    <w:lvl w:ilvl="1">
-      <w:start w:val="1"/>
-      <w:numFmt w:val="decimal"/>
-      <w:lvlText w:val="%1.%2."/>
-      <w:lvlJc w:val="left"/>
-      <w:pPr>
-        <w:ind w:left="792" w:hanging="432"/>
-      </w:pPr>
-    </w:lvl>
-    <w:lvl w:ilvl="2">
-      <w:start w:val="1"/>
-      <w:numFmt w:val="decimal"/>
-      <w:lvlText w:val="%1.%2.%3."/>
-      <w:lvlJc w:val="left"/>
-      <w:pPr>
-        <w:ind w:left="1224" w:hanging="504"/>
-      </w:pPr>
-    </w:lvl>
-    <w:lvl w:ilvl="3">
-      <w:start w:val="1"/>
-      <w:numFmt w:val="decimal"/>
-      <w:lvlText w:val="%1.%2.%3.%4."/>
-      <w:lvlJc w:val="left"/>
-      <w:pPr>
-        <w:ind w:left="1728" w:hanging="648"/>
-      </w:pPr>
-    </w:lvl>
-    <w:lvl w:ilvl="4">
-      <w:start w:val="1"/>
-      <w:numFmt w:val="decimal"/>
-      <w:lvlText w:val="%1.%2.%3.%4.%5."/>
-      <w:lvlJc w:val="left"/>
-      <w:pPr>
-        <w:ind w:left="2232" w:hanging="792"/>
-      </w:pPr>
-    </w:lvl>
-    <w:lvl w:ilvl="5">
-      <w:start w:val="1"/>
-      <w:numFmt w:val="decimal"/>
-      <w:lvlText w:val="%1.%2.%3.%4.%5.%6."/>
-      <w:lvlJc w:val="left"/>
-      <w:pPr>
-        <w:ind w:left="2736" w:hanging="936"/>
-      </w:pPr>
-    </w:lvl>
-    <w:lvl w:ilvl="6">
-      <w:start w:val="1"/>
-      <w:numFmt w:val="decimal"/>
-      <w:lvlText w:val="%1.%2.%3.%4.%5.%6.%7."/>
-      <w:lvlJc w:val="left"/>
-      <w:pPr>
-        <w:ind w:left="3240" w:hanging="1080"/>
-      </w:pPr>
-    </w:lvl>
-    <w:lvl w:ilvl="7">
-      <w:start w:val="1"/>
-      <w:numFmt w:val="decimal"/>
-      <w:lvlText w:val="%1.%2.%3.%4.%5.%6.%7.%8."/>
-      <w:lvlJc w:val="left"/>
-      <w:pPr>
-        <w:ind w:left="3744" w:hanging="1224"/>
-      </w:pPr>
-    </w:lvl>
-    <w:lvl w:ilvl="8">
-      <w:start w:val="1"/>
-      <w:numFmt w:val="decimal"/>
-      <w:lvlText w:val="%1.%2.%3.%4.%5.%6.%7.%8.%9."/>
-      <w:lvlJc w:val="left"/>
-      <w:pPr>
-        <w:ind w:left="4320" w:hanging="1440"/>
-      </w:pPr>
-    </w:lvl>
-  </w:abstractNum>
-  <w:abstractNum w:abstractNumId="7" w15:restartNumberingAfterBreak="0">
-    <w:nsid w:val="7CC26085"/>
-    <w:multiLevelType w:val="hybridMultilevel"/>
-    <w:tmpl w:val="A352F0D0"/>
-    <w:lvl w:ilvl="0" w:tplc="0416000F">
-      <w:start w:val="4"/>
-      <w:numFmt w:val="decimal"/>
-      <w:lvlText w:val="%1."/>
-      <w:lvlJc w:val="left"/>
-      <w:pPr>
-        <w:ind w:left="720" w:hanging="360"/>
-      </w:pPr>
-      <w:rPr>
-        <w:rFonts w:hint="default"/>
-      </w:rPr>
-    </w:lvl>
-    <w:lvl w:ilvl="1" w:tplc="04160019" w:tentative="1">
-      <w:start w:val="1"/>
-      <w:numFmt w:val="lowerLetter"/>
-      <w:lvlText w:val="%2."/>
-      <w:lvlJc w:val="left"/>
-      <w:pPr>
-        <w:ind w:left="1440" w:hanging="360"/>
-      </w:pPr>
-    </w:lvl>
-    <w:lvl w:ilvl="2" w:tplc="0416001B" w:tentative="1">
-      <w:start w:val="1"/>
-      <w:numFmt w:val="lowerRoman"/>
-      <w:lvlText w:val="%3."/>
-      <w:lvlJc w:val="right"/>
-      <w:pPr>
-        <w:ind w:left="2160" w:hanging="180"/>
-      </w:pPr>
-    </w:lvl>
-    <w:lvl w:ilvl="3" w:tplc="0416000F" w:tentative="1">
-      <w:start w:val="1"/>
-      <w:numFmt w:val="decimal"/>
-      <w:lvlText w:val="%4."/>
-      <w:lvlJc w:val="left"/>
-      <w:pPr>
-        <w:ind w:left="2880" w:hanging="360"/>
-      </w:pPr>
-    </w:lvl>
-    <w:lvl w:ilvl="4" w:tplc="04160019" w:tentative="1">
-      <w:start w:val="1"/>
-      <w:numFmt w:val="lowerLetter"/>
-      <w:lvlText w:val="%5."/>
-      <w:lvlJc w:val="left"/>
-      <w:pPr>
-        <w:ind w:left="3600" w:hanging="360"/>
-      </w:pPr>
-    </w:lvl>
-    <w:lvl w:ilvl="5" w:tplc="0416001B" w:tentative="1">
-      <w:start w:val="1"/>
-      <w:numFmt w:val="lowerRoman"/>
-      <w:lvlText w:val="%6."/>
-      <w:lvlJc w:val="right"/>
-      <w:pPr>
-        <w:ind w:left="4320" w:hanging="180"/>
-      </w:pPr>
-    </w:lvl>
-    <w:lvl w:ilvl="6" w:tplc="0416000F" w:tentative="1">
-      <w:start w:val="1"/>
-      <w:numFmt w:val="decimal"/>
-      <w:lvlText w:val="%7."/>
-      <w:lvlJc w:val="left"/>
-      <w:pPr>
-        <w:ind w:left="5040" w:hanging="360"/>
-      </w:pPr>
-    </w:lvl>
-    <w:lvl w:ilvl="7" w:tplc="04160019" w:tentative="1">
-      <w:start w:val="1"/>
-      <w:numFmt w:val="lowerLetter"/>
-      <w:lvlText w:val="%8."/>
-      <w:lvlJc w:val="left"/>
-      <w:pPr>
-        <w:ind w:left="5760" w:hanging="360"/>
-      </w:pPr>
-    </w:lvl>
-    <w:lvl w:ilvl="8" w:tplc="0416001B" w:tentative="1">
-      <w:start w:val="1"/>
-      <w:numFmt w:val="lowerRoman"/>
-      <w:lvlText w:val="%9."/>
-      <w:lvlJc w:val="right"/>
-      <w:pPr>
-        <w:ind w:left="6480" w:hanging="180"/>
-      </w:pPr>
-    </w:lvl>
-  </w:abstractNum>
-  <w:num w:numId="1" w16cid:durableId="1121999530">
-    <w:abstractNumId w:val="5"/>
+  <w:num w:numId="1" w16cid:durableId="989551876">
+    <w:abstractNumId w:val="3"/>
   </w:num>
-  <w:num w:numId="2" w16cid:durableId="1281766580">
+  <w:num w:numId="2" w16cid:durableId="719406105">
+    <w:abstractNumId w:val="0"/>
+  </w:num>
+  <w:num w:numId="3" w16cid:durableId="690842810">
     <w:abstractNumId w:val="1"/>
   </w:num>
-  <w:num w:numId="3" w16cid:durableId="1468278242">
-    <w:abstractNumId w:val="0"/>
-  </w:num>
-  <w:num w:numId="4" w16cid:durableId="149493245">
-    <w:abstractNumId w:val="7"/>
-  </w:num>
-  <w:num w:numId="5" w16cid:durableId="1544905252">
-    <w:abstractNumId w:val="3"/>
-  </w:num>
-  <w:num w:numId="6" w16cid:durableId="1556047394">
-    <w:abstractNumId w:val="6"/>
-  </w:num>
-  <w:num w:numId="7" w16cid:durableId="497772693">
-    <w:abstractNumId w:val="4"/>
-  </w:num>
-  <w:num w:numId="8" w16cid:durableId="54014512">
+  <w:num w:numId="4" w16cid:durableId="869956135">
     <w:abstractNumId w:val="2"/>
   </w:num>
 </w:numbering>
@@ -3384,7 +3138,7 @@
     </w:rPrDefault>
     <w:pPrDefault>
       <w:pPr>
-        <w:spacing w:after="160" w:line="278" w:lineRule="auto"/>
+        <w:suppressAutoHyphens/>
       </w:pPr>
     </w:pPrDefault>
   </w:docDefaults>
@@ -3769,12 +3523,15 @@
   <w:style w:type="paragraph" w:default="1" w:styleId="Normal">
     <w:name w:val="Normal"/>
     <w:qFormat/>
+    <w:pPr>
+      <w:spacing w:after="160" w:line="276" w:lineRule="auto"/>
+    </w:pPr>
   </w:style>
-  <w:style w:type="paragraph" w:styleId="Heading1">
+  <w:style w:type="paragraph" w:styleId="Ttulo1">
     <w:name w:val="heading 1"/>
     <w:basedOn w:val="Normal"/>
     <w:next w:val="Normal"/>
-    <w:link w:val="Heading1Char"/>
+    <w:link w:val="Ttulo1Char"/>
     <w:uiPriority w:val="9"/>
     <w:qFormat/>
     <w:rsid w:val="00F05469"/>
@@ -3791,11 +3548,11 @@
       <w:szCs w:val="40"/>
     </w:rPr>
   </w:style>
-  <w:style w:type="paragraph" w:styleId="Heading2">
+  <w:style w:type="paragraph" w:styleId="Ttulo2">
     <w:name w:val="heading 2"/>
     <w:basedOn w:val="Normal"/>
     <w:next w:val="Normal"/>
-    <w:link w:val="Heading2Char"/>
+    <w:link w:val="Ttulo2Char"/>
     <w:uiPriority w:val="9"/>
     <w:semiHidden/>
     <w:unhideWhenUsed/>
@@ -3814,11 +3571,11 @@
       <w:szCs w:val="32"/>
     </w:rPr>
   </w:style>
-  <w:style w:type="paragraph" w:styleId="Heading3">
+  <w:style w:type="paragraph" w:styleId="Ttulo3">
     <w:name w:val="heading 3"/>
     <w:basedOn w:val="Normal"/>
     <w:next w:val="Normal"/>
-    <w:link w:val="Heading3Char"/>
+    <w:link w:val="Ttulo3Char"/>
     <w:uiPriority w:val="9"/>
     <w:semiHidden/>
     <w:unhideWhenUsed/>
@@ -3837,11 +3594,11 @@
       <w:szCs w:val="28"/>
     </w:rPr>
   </w:style>
-  <w:style w:type="paragraph" w:styleId="Heading4">
+  <w:style w:type="paragraph" w:styleId="Ttulo4">
     <w:name w:val="heading 4"/>
     <w:basedOn w:val="Normal"/>
     <w:next w:val="Normal"/>
-    <w:link w:val="Heading4Char"/>
+    <w:link w:val="Ttulo4Char"/>
     <w:uiPriority w:val="9"/>
     <w:semiHidden/>
     <w:unhideWhenUsed/>
@@ -3860,11 +3617,11 @@
       <w:color w:val="0F4761" w:themeColor="accent1" w:themeShade="BF"/>
     </w:rPr>
   </w:style>
-  <w:style w:type="paragraph" w:styleId="Heading5">
+  <w:style w:type="paragraph" w:styleId="Ttulo5">
     <w:name w:val="heading 5"/>
     <w:basedOn w:val="Normal"/>
     <w:next w:val="Normal"/>
-    <w:link w:val="Heading5Char"/>
+    <w:link w:val="Ttulo5Char"/>
     <w:uiPriority w:val="9"/>
     <w:semiHidden/>
     <w:unhideWhenUsed/>
@@ -3881,11 +3638,11 @@
       <w:color w:val="0F4761" w:themeColor="accent1" w:themeShade="BF"/>
     </w:rPr>
   </w:style>
-  <w:style w:type="paragraph" w:styleId="Heading6">
+  <w:style w:type="paragraph" w:styleId="Ttulo6">
     <w:name w:val="heading 6"/>
     <w:basedOn w:val="Normal"/>
     <w:next w:val="Normal"/>
-    <w:link w:val="Heading6Char"/>
+    <w:link w:val="Ttulo6Char"/>
     <w:uiPriority w:val="9"/>
     <w:semiHidden/>
     <w:unhideWhenUsed/>
@@ -3904,11 +3661,11 @@
       <w:color w:val="595959" w:themeColor="text1" w:themeTint="A6"/>
     </w:rPr>
   </w:style>
-  <w:style w:type="paragraph" w:styleId="Heading7">
+  <w:style w:type="paragraph" w:styleId="Ttulo7">
     <w:name w:val="heading 7"/>
     <w:basedOn w:val="Normal"/>
     <w:next w:val="Normal"/>
-    <w:link w:val="Heading7Char"/>
+    <w:link w:val="Ttulo7Char"/>
     <w:uiPriority w:val="9"/>
     <w:semiHidden/>
     <w:unhideWhenUsed/>
@@ -3925,11 +3682,11 @@
       <w:color w:val="595959" w:themeColor="text1" w:themeTint="A6"/>
     </w:rPr>
   </w:style>
-  <w:style w:type="paragraph" w:styleId="Heading8">
+  <w:style w:type="paragraph" w:styleId="Ttulo8">
     <w:name w:val="heading 8"/>
     <w:basedOn w:val="Normal"/>
     <w:next w:val="Normal"/>
-    <w:link w:val="Heading8Char"/>
+    <w:link w:val="Ttulo8Char"/>
     <w:uiPriority w:val="9"/>
     <w:semiHidden/>
     <w:unhideWhenUsed/>
@@ -3948,11 +3705,11 @@
       <w:color w:val="272727" w:themeColor="text1" w:themeTint="D8"/>
     </w:rPr>
   </w:style>
-  <w:style w:type="paragraph" w:styleId="Heading9">
+  <w:style w:type="paragraph" w:styleId="Ttulo9">
     <w:name w:val="heading 9"/>
     <w:basedOn w:val="Normal"/>
     <w:next w:val="Normal"/>
-    <w:link w:val="Heading9Char"/>
+    <w:link w:val="Ttulo9Char"/>
     <w:uiPriority w:val="9"/>
     <w:semiHidden/>
     <w:unhideWhenUsed/>
@@ -3969,13 +3726,13 @@
       <w:color w:val="272727" w:themeColor="text1" w:themeTint="D8"/>
     </w:rPr>
   </w:style>
-  <w:style w:type="character" w:default="1" w:styleId="DefaultParagraphFont">
+  <w:style w:type="character" w:default="1" w:styleId="Fontepargpadro">
     <w:name w:val="Default Paragraph Font"/>
     <w:uiPriority w:val="1"/>
     <w:semiHidden/>
     <w:unhideWhenUsed/>
   </w:style>
-  <w:style w:type="table" w:default="1" w:styleId="TableNormal">
+  <w:style w:type="table" w:default="1" w:styleId="Tabelanormal">
     <w:name w:val="Normal Table"/>
     <w:uiPriority w:val="99"/>
     <w:semiHidden/>
@@ -3990,17 +3747,18 @@
       </w:tblCellMar>
     </w:tblPr>
   </w:style>
-  <w:style w:type="numbering" w:default="1" w:styleId="NoList">
+  <w:style w:type="numbering" w:default="1" w:styleId="Semlista">
     <w:name w:val="No List"/>
     <w:uiPriority w:val="99"/>
     <w:semiHidden/>
     <w:unhideWhenUsed/>
   </w:style>
-  <w:style w:type="character" w:customStyle="1" w:styleId="Heading1Char">
-    <w:name w:val="Heading 1 Char"/>
-    <w:basedOn w:val="DefaultParagraphFont"/>
-    <w:link w:val="Heading1"/>
+  <w:style w:type="character" w:customStyle="1" w:styleId="Ttulo1Char">
+    <w:name w:val="Título 1 Char"/>
+    <w:basedOn w:val="Fontepargpadro"/>
+    <w:link w:val="Ttulo1"/>
     <w:uiPriority w:val="9"/>
+    <w:qFormat/>
     <w:rsid w:val="00F05469"/>
     <w:rPr>
       <w:rFonts w:asciiTheme="majorHAnsi" w:eastAsiaTheme="majorEastAsia" w:hAnsiTheme="majorHAnsi" w:cstheme="majorBidi"/>
@@ -4009,12 +3767,13 @@
       <w:szCs w:val="40"/>
     </w:rPr>
   </w:style>
-  <w:style w:type="character" w:customStyle="1" w:styleId="Heading2Char">
-    <w:name w:val="Heading 2 Char"/>
-    <w:basedOn w:val="DefaultParagraphFont"/>
-    <w:link w:val="Heading2"/>
+  <w:style w:type="character" w:customStyle="1" w:styleId="Ttulo2Char">
+    <w:name w:val="Título 2 Char"/>
+    <w:basedOn w:val="Fontepargpadro"/>
+    <w:link w:val="Ttulo2"/>
     <w:uiPriority w:val="9"/>
     <w:semiHidden/>
+    <w:qFormat/>
     <w:rsid w:val="00F05469"/>
     <w:rPr>
       <w:rFonts w:asciiTheme="majorHAnsi" w:eastAsiaTheme="majorEastAsia" w:hAnsiTheme="majorHAnsi" w:cstheme="majorBidi"/>
@@ -4023,12 +3782,13 @@
       <w:szCs w:val="32"/>
     </w:rPr>
   </w:style>
-  <w:style w:type="character" w:customStyle="1" w:styleId="Heading3Char">
-    <w:name w:val="Heading 3 Char"/>
-    <w:basedOn w:val="DefaultParagraphFont"/>
-    <w:link w:val="Heading3"/>
+  <w:style w:type="character" w:customStyle="1" w:styleId="Ttulo3Char">
+    <w:name w:val="Título 3 Char"/>
+    <w:basedOn w:val="Fontepargpadro"/>
+    <w:link w:val="Ttulo3"/>
     <w:uiPriority w:val="9"/>
     <w:semiHidden/>
+    <w:qFormat/>
     <w:rsid w:val="00F05469"/>
     <w:rPr>
       <w:rFonts w:eastAsiaTheme="majorEastAsia" w:cstheme="majorBidi"/>
@@ -4037,12 +3797,13 @@
       <w:szCs w:val="28"/>
     </w:rPr>
   </w:style>
-  <w:style w:type="character" w:customStyle="1" w:styleId="Heading4Char">
-    <w:name w:val="Heading 4 Char"/>
-    <w:basedOn w:val="DefaultParagraphFont"/>
-    <w:link w:val="Heading4"/>
+  <w:style w:type="character" w:customStyle="1" w:styleId="Ttulo4Char">
+    <w:name w:val="Título 4 Char"/>
+    <w:basedOn w:val="Fontepargpadro"/>
+    <w:link w:val="Ttulo4"/>
     <w:uiPriority w:val="9"/>
     <w:semiHidden/>
+    <w:qFormat/>
     <w:rsid w:val="00F05469"/>
     <w:rPr>
       <w:rFonts w:eastAsiaTheme="majorEastAsia" w:cstheme="majorBidi"/>
@@ -4051,24 +3812,26 @@
       <w:color w:val="0F4761" w:themeColor="accent1" w:themeShade="BF"/>
     </w:rPr>
   </w:style>
-  <w:style w:type="character" w:customStyle="1" w:styleId="Heading5Char">
-    <w:name w:val="Heading 5 Char"/>
-    <w:basedOn w:val="DefaultParagraphFont"/>
-    <w:link w:val="Heading5"/>
+  <w:style w:type="character" w:customStyle="1" w:styleId="Ttulo5Char">
+    <w:name w:val="Título 5 Char"/>
+    <w:basedOn w:val="Fontepargpadro"/>
+    <w:link w:val="Ttulo5"/>
     <w:uiPriority w:val="9"/>
     <w:semiHidden/>
+    <w:qFormat/>
     <w:rsid w:val="00F05469"/>
     <w:rPr>
       <w:rFonts w:eastAsiaTheme="majorEastAsia" w:cstheme="majorBidi"/>
       <w:color w:val="0F4761" w:themeColor="accent1" w:themeShade="BF"/>
     </w:rPr>
   </w:style>
-  <w:style w:type="character" w:customStyle="1" w:styleId="Heading6Char">
-    <w:name w:val="Heading 6 Char"/>
-    <w:basedOn w:val="DefaultParagraphFont"/>
-    <w:link w:val="Heading6"/>
+  <w:style w:type="character" w:customStyle="1" w:styleId="Ttulo6Char">
+    <w:name w:val="Título 6 Char"/>
+    <w:basedOn w:val="Fontepargpadro"/>
+    <w:link w:val="Ttulo6"/>
     <w:uiPriority w:val="9"/>
     <w:semiHidden/>
+    <w:qFormat/>
     <w:rsid w:val="00F05469"/>
     <w:rPr>
       <w:rFonts w:eastAsiaTheme="majorEastAsia" w:cstheme="majorBidi"/>
@@ -4077,24 +3840,26 @@
       <w:color w:val="595959" w:themeColor="text1" w:themeTint="A6"/>
     </w:rPr>
   </w:style>
-  <w:style w:type="character" w:customStyle="1" w:styleId="Heading7Char">
-    <w:name w:val="Heading 7 Char"/>
-    <w:basedOn w:val="DefaultParagraphFont"/>
-    <w:link w:val="Heading7"/>
+  <w:style w:type="character" w:customStyle="1" w:styleId="Ttulo7Char">
+    <w:name w:val="Título 7 Char"/>
+    <w:basedOn w:val="Fontepargpadro"/>
+    <w:link w:val="Ttulo7"/>
     <w:uiPriority w:val="9"/>
     <w:semiHidden/>
+    <w:qFormat/>
     <w:rsid w:val="00F05469"/>
     <w:rPr>
       <w:rFonts w:eastAsiaTheme="majorEastAsia" w:cstheme="majorBidi"/>
       <w:color w:val="595959" w:themeColor="text1" w:themeTint="A6"/>
     </w:rPr>
   </w:style>
-  <w:style w:type="character" w:customStyle="1" w:styleId="Heading8Char">
-    <w:name w:val="Heading 8 Char"/>
-    <w:basedOn w:val="DefaultParagraphFont"/>
-    <w:link w:val="Heading8"/>
+  <w:style w:type="character" w:customStyle="1" w:styleId="Ttulo8Char">
+    <w:name w:val="Título 8 Char"/>
+    <w:basedOn w:val="Fontepargpadro"/>
+    <w:link w:val="Ttulo8"/>
     <w:uiPriority w:val="9"/>
     <w:semiHidden/>
+    <w:qFormat/>
     <w:rsid w:val="00F05469"/>
     <w:rPr>
       <w:rFonts w:eastAsiaTheme="majorEastAsia" w:cstheme="majorBidi"/>
@@ -4103,23 +3868,113 @@
       <w:color w:val="272727" w:themeColor="text1" w:themeTint="D8"/>
     </w:rPr>
   </w:style>
-  <w:style w:type="character" w:customStyle="1" w:styleId="Heading9Char">
-    <w:name w:val="Heading 9 Char"/>
-    <w:basedOn w:val="DefaultParagraphFont"/>
-    <w:link w:val="Heading9"/>
+  <w:style w:type="character" w:customStyle="1" w:styleId="Ttulo9Char">
+    <w:name w:val="Título 9 Char"/>
+    <w:basedOn w:val="Fontepargpadro"/>
+    <w:link w:val="Ttulo9"/>
     <w:uiPriority w:val="9"/>
     <w:semiHidden/>
+    <w:qFormat/>
     <w:rsid w:val="00F05469"/>
     <w:rPr>
       <w:rFonts w:eastAsiaTheme="majorEastAsia" w:cstheme="majorBidi"/>
       <w:color w:val="272727" w:themeColor="text1" w:themeTint="D8"/>
     </w:rPr>
   </w:style>
-  <w:style w:type="paragraph" w:styleId="Title">
+  <w:style w:type="character" w:customStyle="1" w:styleId="TtuloChar">
+    <w:name w:val="Título Char"/>
+    <w:basedOn w:val="Fontepargpadro"/>
+    <w:link w:val="Ttulo"/>
+    <w:uiPriority w:val="10"/>
+    <w:qFormat/>
+    <w:rsid w:val="00F05469"/>
+    <w:rPr>
+      <w:rFonts w:asciiTheme="majorHAnsi" w:eastAsiaTheme="majorEastAsia" w:hAnsiTheme="majorHAnsi" w:cstheme="majorBidi"/>
+      <w:spacing w:val="-10"/>
+      <w:kern w:val="2"/>
+      <w:sz w:val="56"/>
+      <w:szCs w:val="56"/>
+    </w:rPr>
+  </w:style>
+  <w:style w:type="character" w:customStyle="1" w:styleId="SubttuloChar">
+    <w:name w:val="Subtítulo Char"/>
+    <w:basedOn w:val="Fontepargpadro"/>
+    <w:link w:val="Subttulo"/>
+    <w:uiPriority w:val="11"/>
+    <w:qFormat/>
+    <w:rsid w:val="00F05469"/>
+    <w:rPr>
+      <w:rFonts w:eastAsiaTheme="majorEastAsia" w:cstheme="majorBidi"/>
+      <w:color w:val="595959" w:themeColor="text1" w:themeTint="A6"/>
+      <w:spacing w:val="15"/>
+      <w:sz w:val="28"/>
+      <w:szCs w:val="28"/>
+    </w:rPr>
+  </w:style>
+  <w:style w:type="character" w:customStyle="1" w:styleId="CitaoChar">
+    <w:name w:val="Citação Char"/>
+    <w:basedOn w:val="Fontepargpadro"/>
+    <w:link w:val="Citao"/>
+    <w:uiPriority w:val="29"/>
+    <w:qFormat/>
+    <w:rsid w:val="00F05469"/>
+    <w:rPr>
+      <w:i/>
+      <w:iCs/>
+      <w:color w:val="404040" w:themeColor="text1" w:themeTint="BF"/>
+    </w:rPr>
+  </w:style>
+  <w:style w:type="character" w:styleId="nfaseIntensa">
+    <w:name w:val="Intense Emphasis"/>
+    <w:basedOn w:val="Fontepargpadro"/>
+    <w:uiPriority w:val="21"/>
+    <w:qFormat/>
+    <w:rsid w:val="00F05469"/>
+    <w:rPr>
+      <w:i/>
+      <w:iCs/>
+      <w:color w:val="0F4761" w:themeColor="accent1" w:themeShade="BF"/>
+    </w:rPr>
+  </w:style>
+  <w:style w:type="character" w:customStyle="1" w:styleId="CitaoIntensaChar">
+    <w:name w:val="Citação Intensa Char"/>
+    <w:basedOn w:val="Fontepargpadro"/>
+    <w:link w:val="CitaoIntensa"/>
+    <w:uiPriority w:val="30"/>
+    <w:qFormat/>
+    <w:rsid w:val="00F05469"/>
+    <w:rPr>
+      <w:i/>
+      <w:iCs/>
+      <w:color w:val="0F4761" w:themeColor="accent1" w:themeShade="BF"/>
+    </w:rPr>
+  </w:style>
+  <w:style w:type="character" w:styleId="RefernciaIntensa">
+    <w:name w:val="Intense Reference"/>
+    <w:basedOn w:val="Fontepargpadro"/>
+    <w:uiPriority w:val="32"/>
+    <w:qFormat/>
+    <w:rsid w:val="00F05469"/>
+    <w:rPr>
+      <w:b/>
+      <w:bCs/>
+      <w:smallCaps/>
+      <w:color w:val="0F4761" w:themeColor="accent1" w:themeShade="BF"/>
+      <w:spacing w:val="5"/>
+    </w:rPr>
+  </w:style>
+  <w:style w:type="character" w:customStyle="1" w:styleId="Marcadores">
+    <w:name w:val="Marcadores"/>
+    <w:qFormat/>
+    <w:rPr>
+      <w:rFonts w:ascii="OpenSymbol" w:eastAsia="OpenSymbol" w:hAnsi="OpenSymbol" w:cs="OpenSymbol"/>
+    </w:rPr>
+  </w:style>
+  <w:style w:type="paragraph" w:styleId="Ttulo">
     <w:name w:val="Title"/>
     <w:basedOn w:val="Normal"/>
-    <w:next w:val="Normal"/>
-    <w:link w:val="TitleChar"/>
+    <w:next w:val="Corpodetexto"/>
+    <w:link w:val="TtuloChar"/>
     <w:uiPriority w:val="10"/>
     <w:qFormat/>
     <w:rsid w:val="00F05469"/>
@@ -4130,51 +3985,56 @@
     <w:rPr>
       <w:rFonts w:asciiTheme="majorHAnsi" w:eastAsiaTheme="majorEastAsia" w:hAnsiTheme="majorHAnsi" w:cstheme="majorBidi"/>
       <w:spacing w:val="-10"/>
-      <w:kern w:val="28"/>
       <w:sz w:val="56"/>
       <w:szCs w:val="56"/>
     </w:rPr>
   </w:style>
-  <w:style w:type="character" w:customStyle="1" w:styleId="TitleChar">
-    <w:name w:val="Title Char"/>
-    <w:basedOn w:val="DefaultParagraphFont"/>
-    <w:link w:val="Title"/>
-    <w:uiPriority w:val="10"/>
-    <w:rsid w:val="00F05469"/>
+  <w:style w:type="paragraph" w:styleId="Corpodetexto">
+    <w:name w:val="Body Text"/>
+    <w:basedOn w:val="Normal"/>
+    <w:pPr>
+      <w:spacing w:after="140"/>
+    </w:pPr>
+  </w:style>
+  <w:style w:type="paragraph" w:styleId="Lista">
+    <w:name w:val="List"/>
+    <w:basedOn w:val="Corpodetexto"/>
     <w:rPr>
-      <w:rFonts w:asciiTheme="majorHAnsi" w:eastAsiaTheme="majorEastAsia" w:hAnsiTheme="majorHAnsi" w:cstheme="majorBidi"/>
-      <w:spacing w:val="-10"/>
-      <w:kern w:val="28"/>
-      <w:sz w:val="56"/>
-      <w:szCs w:val="56"/>
+      <w:rFonts w:cs="Lucida Sans"/>
     </w:rPr>
   </w:style>
-  <w:style w:type="paragraph" w:styleId="Subtitle">
+  <w:style w:type="paragraph" w:styleId="Legenda">
+    <w:name w:val="caption"/>
+    <w:basedOn w:val="Normal"/>
+    <w:qFormat/>
+    <w:pPr>
+      <w:suppressLineNumbers/>
+      <w:spacing w:before="120" w:after="120"/>
+    </w:pPr>
+    <w:rPr>
+      <w:rFonts w:cs="Lucida Sans"/>
+      <w:i/>
+      <w:iCs/>
+    </w:rPr>
+  </w:style>
+  <w:style w:type="paragraph" w:customStyle="1" w:styleId="ndice">
+    <w:name w:val="Índice"/>
+    <w:basedOn w:val="Normal"/>
+    <w:qFormat/>
+    <w:pPr>
+      <w:suppressLineNumbers/>
+    </w:pPr>
+    <w:rPr>
+      <w:rFonts w:cs="Lucida Sans"/>
+    </w:rPr>
+  </w:style>
+  <w:style w:type="paragraph" w:styleId="Subttulo">
     <w:name w:val="Subtitle"/>
     <w:basedOn w:val="Normal"/>
     <w:next w:val="Normal"/>
-    <w:link w:val="SubtitleChar"/>
+    <w:link w:val="SubttuloChar"/>
     <w:uiPriority w:val="11"/>
     <w:qFormat/>
-    <w:rsid w:val="00F05469"/>
-    <w:pPr>
-      <w:numPr>
-        <w:ilvl w:val="1"/>
-      </w:numPr>
-    </w:pPr>
-    <w:rPr>
-      <w:rFonts w:eastAsiaTheme="majorEastAsia" w:cstheme="majorBidi"/>
-      <w:color w:val="595959" w:themeColor="text1" w:themeTint="A6"/>
-      <w:spacing w:val="15"/>
-      <w:sz w:val="28"/>
-      <w:szCs w:val="28"/>
-    </w:rPr>
-  </w:style>
-  <w:style w:type="character" w:customStyle="1" w:styleId="SubtitleChar">
-    <w:name w:val="Subtitle Char"/>
-    <w:basedOn w:val="DefaultParagraphFont"/>
-    <w:link w:val="Subtitle"/>
-    <w:uiPriority w:val="11"/>
     <w:rsid w:val="00F05469"/>
     <w:rPr>
       <w:rFonts w:eastAsiaTheme="majorEastAsia" w:cstheme="majorBidi"/>
@@ -4184,11 +4044,11 @@
       <w:szCs w:val="28"/>
     </w:rPr>
   </w:style>
-  <w:style w:type="paragraph" w:styleId="Quote">
+  <w:style w:type="paragraph" w:styleId="Citao">
     <w:name w:val="Quote"/>
     <w:basedOn w:val="Normal"/>
     <w:next w:val="Normal"/>
-    <w:link w:val="QuoteChar"/>
+    <w:link w:val="CitaoChar"/>
     <w:uiPriority w:val="29"/>
     <w:qFormat/>
     <w:rsid w:val="00F05469"/>
@@ -4202,19 +4062,7 @@
       <w:color w:val="404040" w:themeColor="text1" w:themeTint="BF"/>
     </w:rPr>
   </w:style>
-  <w:style w:type="character" w:customStyle="1" w:styleId="QuoteChar">
-    <w:name w:val="Quote Char"/>
-    <w:basedOn w:val="DefaultParagraphFont"/>
-    <w:link w:val="Quote"/>
-    <w:uiPriority w:val="29"/>
-    <w:rsid w:val="00F05469"/>
-    <w:rPr>
-      <w:i/>
-      <w:iCs/>
-      <w:color w:val="404040" w:themeColor="text1" w:themeTint="BF"/>
-    </w:rPr>
-  </w:style>
-  <w:style w:type="paragraph" w:styleId="ListParagraph">
+  <w:style w:type="paragraph" w:styleId="PargrafodaLista">
     <w:name w:val="List Paragraph"/>
     <w:basedOn w:val="Normal"/>
     <w:uiPriority w:val="34"/>
@@ -4225,23 +4073,11 @@
       <w:contextualSpacing/>
     </w:pPr>
   </w:style>
-  <w:style w:type="character" w:styleId="IntenseEmphasis">
-    <w:name w:val="Intense Emphasis"/>
-    <w:basedOn w:val="DefaultParagraphFont"/>
-    <w:uiPriority w:val="21"/>
-    <w:qFormat/>
-    <w:rsid w:val="00F05469"/>
-    <w:rPr>
-      <w:i/>
-      <w:iCs/>
-      <w:color w:val="0F4761" w:themeColor="accent1" w:themeShade="BF"/>
-    </w:rPr>
-  </w:style>
-  <w:style w:type="paragraph" w:styleId="IntenseQuote">
+  <w:style w:type="paragraph" w:styleId="CitaoIntensa">
     <w:name w:val="Intense Quote"/>
     <w:basedOn w:val="Normal"/>
     <w:next w:val="Normal"/>
-    <w:link w:val="IntenseQuoteChar"/>
+    <w:link w:val="CitaoIntensaChar"/>
     <w:uiPriority w:val="30"/>
     <w:qFormat/>
     <w:rsid w:val="00F05469"/>
@@ -4260,32 +4096,6 @@
       <w:color w:val="0F4761" w:themeColor="accent1" w:themeShade="BF"/>
     </w:rPr>
   </w:style>
-  <w:style w:type="character" w:customStyle="1" w:styleId="IntenseQuoteChar">
-    <w:name w:val="Intense Quote Char"/>
-    <w:basedOn w:val="DefaultParagraphFont"/>
-    <w:link w:val="IntenseQuote"/>
-    <w:uiPriority w:val="30"/>
-    <w:rsid w:val="00F05469"/>
-    <w:rPr>
-      <w:i/>
-      <w:iCs/>
-      <w:color w:val="0F4761" w:themeColor="accent1" w:themeShade="BF"/>
-    </w:rPr>
-  </w:style>
-  <w:style w:type="character" w:styleId="IntenseReference">
-    <w:name w:val="Intense Reference"/>
-    <w:basedOn w:val="DefaultParagraphFont"/>
-    <w:uiPriority w:val="32"/>
-    <w:qFormat/>
-    <w:rsid w:val="00F05469"/>
-    <w:rPr>
-      <w:b/>
-      <w:bCs/>
-      <w:smallCaps/>
-      <w:color w:val="0F4761" w:themeColor="accent1" w:themeShade="BF"/>
-      <w:spacing w:val="5"/>
-    </w:rPr>
-  </w:style>
 </w:styles>
 </file>
 
@@ -4294,10 +4104,10 @@
   <a:themeElements>
     <a:clrScheme name="Office">
       <a:dk1>
-        <a:sysClr val="windowText" lastClr="000000"/>
+        <a:srgbClr val="000000"/>
       </a:dk1>
       <a:lt1>
-        <a:sysClr val="window" lastClr="FFFFFF"/>
+        <a:srgbClr val="FFFFFF"/>
       </a:lt1>
       <a:dk2>
         <a:srgbClr val="0E2841"/>
@@ -4335,150 +4145,52 @@
         <a:latin typeface="Aptos Display" panose="02110004020202020204"/>
         <a:ea typeface=""/>
         <a:cs typeface=""/>
-        <a:font script="Jpan" typeface="游ゴシック Light"/>
-        <a:font script="Hang" typeface="맑은 고딕"/>
-        <a:font script="Hans" typeface="等线 Light"/>
-        <a:font script="Hant" typeface="新細明體"/>
-        <a:font script="Arab" typeface="Times New Roman"/>
-        <a:font script="Hebr" typeface="Times New Roman"/>
-        <a:font script="Thai" typeface="Angsana New"/>
-        <a:font script="Ethi" typeface="Nyala"/>
-        <a:font script="Beng" typeface="Vrinda"/>
-        <a:font script="Gujr" typeface="Shruti"/>
-        <a:font script="Khmr" typeface="MoolBoran"/>
-        <a:font script="Knda" typeface="Tunga"/>
-        <a:font script="Guru" typeface="Raavi"/>
-        <a:font script="Cans" typeface="Euphemia"/>
-        <a:font script="Cher" typeface="Plantagenet Cherokee"/>
-        <a:font script="Yiii" typeface="Microsoft Yi Baiti"/>
-        <a:font script="Tibt" typeface="Microsoft Himalaya"/>
-        <a:font script="Thaa" typeface="MV Boli"/>
-        <a:font script="Deva" typeface="Mangal"/>
-        <a:font script="Telu" typeface="Gautami"/>
-        <a:font script="Taml" typeface="Latha"/>
-        <a:font script="Syrc" typeface="Estrangelo Edessa"/>
-        <a:font script="Orya" typeface="Kalinga"/>
-        <a:font script="Mlym" typeface="Kartika"/>
-        <a:font script="Laoo" typeface="DokChampa"/>
-        <a:font script="Sinh" typeface="Iskoola Pota"/>
-        <a:font script="Mong" typeface="Mongolian Baiti"/>
-        <a:font script="Viet" typeface="Times New Roman"/>
-        <a:font script="Uigh" typeface="Microsoft Uighur"/>
-        <a:font script="Geor" typeface="Sylfaen"/>
-        <a:font script="Armn" typeface="Arial"/>
-        <a:font script="Bugi" typeface="Leelawadee UI"/>
-        <a:font script="Bopo" typeface="Microsoft JhengHei"/>
-        <a:font script="Java" typeface="Javanese Text"/>
-        <a:font script="Lisu" typeface="Segoe UI"/>
-        <a:font script="Mymr" typeface="Myanmar Text"/>
-        <a:font script="Nkoo" typeface="Ebrima"/>
-        <a:font script="Olck" typeface="Nirmala UI"/>
-        <a:font script="Osma" typeface="Ebrima"/>
-        <a:font script="Phag" typeface="Phagspa"/>
-        <a:font script="Syrn" typeface="Estrangelo Edessa"/>
-        <a:font script="Syrj" typeface="Estrangelo Edessa"/>
-        <a:font script="Syre" typeface="Estrangelo Edessa"/>
-        <a:font script="Sora" typeface="Nirmala UI"/>
-        <a:font script="Tale" typeface="Microsoft Tai Le"/>
-        <a:font script="Talu" typeface="Microsoft New Tai Lue"/>
-        <a:font script="Tfng" typeface="Ebrima"/>
       </a:majorFont>
       <a:minorFont>
         <a:latin typeface="Aptos" panose="02110004020202020204"/>
         <a:ea typeface=""/>
         <a:cs typeface=""/>
-        <a:font script="Jpan" typeface="游明朝"/>
-        <a:font script="Hang" typeface="맑은 고딕"/>
-        <a:font script="Hans" typeface="等线"/>
-        <a:font script="Hant" typeface="新細明體"/>
-        <a:font script="Arab" typeface="Arial"/>
-        <a:font script="Hebr" typeface="Arial"/>
-        <a:font script="Thai" typeface="Cordia New"/>
-        <a:font script="Ethi" typeface="Nyala"/>
-        <a:font script="Beng" typeface="Vrinda"/>
-        <a:font script="Gujr" typeface="Shruti"/>
-        <a:font script="Khmr" typeface="DaunPenh"/>
-        <a:font script="Knda" typeface="Tunga"/>
-        <a:font script="Guru" typeface="Raavi"/>
-        <a:font script="Cans" typeface="Euphemia"/>
-        <a:font script="Cher" typeface="Plantagenet Cherokee"/>
-        <a:font script="Yiii" typeface="Microsoft Yi Baiti"/>
-        <a:font script="Tibt" typeface="Microsoft Himalaya"/>
-        <a:font script="Thaa" typeface="MV Boli"/>
-        <a:font script="Deva" typeface="Mangal"/>
-        <a:font script="Telu" typeface="Gautami"/>
-        <a:font script="Taml" typeface="Latha"/>
-        <a:font script="Syrc" typeface="Estrangelo Edessa"/>
-        <a:font script="Orya" typeface="Kalinga"/>
-        <a:font script="Mlym" typeface="Kartika"/>
-        <a:font script="Laoo" typeface="DokChampa"/>
-        <a:font script="Sinh" typeface="Iskoola Pota"/>
-        <a:font script="Mong" typeface="Mongolian Baiti"/>
-        <a:font script="Viet" typeface="Arial"/>
-        <a:font script="Uigh" typeface="Microsoft Uighur"/>
-        <a:font script="Geor" typeface="Sylfaen"/>
-        <a:font script="Armn" typeface="Arial"/>
-        <a:font script="Bugi" typeface="Leelawadee UI"/>
-        <a:font script="Bopo" typeface="Microsoft JhengHei"/>
-        <a:font script="Java" typeface="Javanese Text"/>
-        <a:font script="Lisu" typeface="Segoe UI"/>
-        <a:font script="Mymr" typeface="Myanmar Text"/>
-        <a:font script="Nkoo" typeface="Ebrima"/>
-        <a:font script="Olck" typeface="Nirmala UI"/>
-        <a:font script="Osma" typeface="Ebrima"/>
-        <a:font script="Phag" typeface="Phagspa"/>
-        <a:font script="Syrn" typeface="Estrangelo Edessa"/>
-        <a:font script="Syrj" typeface="Estrangelo Edessa"/>
-        <a:font script="Syre" typeface="Estrangelo Edessa"/>
-        <a:font script="Sora" typeface="Nirmala UI"/>
-        <a:font script="Tale" typeface="Microsoft Tai Le"/>
-        <a:font script="Talu" typeface="Microsoft New Tai Lue"/>
-        <a:font script="Tfng" typeface="Ebrima"/>
       </a:minorFont>
     </a:fontScheme>
-    <a:fmtScheme name="Office">
+    <a:fmtScheme>
       <a:fillStyleLst>
         <a:solidFill>
           <a:schemeClr val="phClr"/>
         </a:solidFill>
-        <a:gradFill rotWithShape="1">
+        <a:gradFill>
           <a:gsLst>
             <a:gs pos="0">
               <a:schemeClr val="phClr">
                 <a:lumMod val="110000"/>
-                <a:satMod val="105000"/>
                 <a:tint val="67000"/>
               </a:schemeClr>
             </a:gs>
             <a:gs pos="50000">
               <a:schemeClr val="phClr">
                 <a:lumMod val="105000"/>
-                <a:satMod val="103000"/>
                 <a:tint val="73000"/>
               </a:schemeClr>
             </a:gs>
             <a:gs pos="100000">
               <a:schemeClr val="phClr">
                 <a:lumMod val="105000"/>
-                <a:satMod val="109000"/>
                 <a:tint val="81000"/>
               </a:schemeClr>
             </a:gs>
           </a:gsLst>
           <a:lin ang="5400000" scaled="0"/>
+          <a:tileRect/>
         </a:gradFill>
-        <a:gradFill rotWithShape="1">
+        <a:gradFill>
           <a:gsLst>
             <a:gs pos="0">
               <a:schemeClr val="phClr">
-                <a:satMod val="103000"/>
                 <a:lumMod val="102000"/>
                 <a:tint val="94000"/>
               </a:schemeClr>
             </a:gs>
             <a:gs pos="50000">
               <a:schemeClr val="phClr">
-                <a:satMod val="110000"/>
                 <a:lumMod val="100000"/>
                 <a:shade val="100000"/>
               </a:schemeClr>
@@ -4486,33 +4198,24 @@
             <a:gs pos="100000">
               <a:schemeClr val="phClr">
                 <a:lumMod val="99000"/>
-                <a:satMod val="120000"/>
                 <a:shade val="78000"/>
               </a:schemeClr>
             </a:gs>
           </a:gsLst>
           <a:lin ang="5400000" scaled="0"/>
+          <a:tileRect/>
         </a:gradFill>
       </a:fillStyleLst>
       <a:lnStyleLst>
         <a:ln w="12700" cap="flat" cmpd="sng" algn="ctr">
-          <a:solidFill>
-            <a:schemeClr val="phClr"/>
-          </a:solidFill>
           <a:prstDash val="solid"/>
           <a:miter lim="800000"/>
         </a:ln>
         <a:ln w="19050" cap="flat" cmpd="sng" algn="ctr">
-          <a:solidFill>
-            <a:schemeClr val="phClr"/>
-          </a:solidFill>
           <a:prstDash val="solid"/>
           <a:miter lim="800000"/>
         </a:ln>
         <a:ln w="25400" cap="flat" cmpd="sng" algn="ctr">
-          <a:solidFill>
-            <a:schemeClr val="phClr"/>
-          </a:solidFill>
           <a:prstDash val="solid"/>
           <a:miter lim="800000"/>
         </a:ln>
@@ -4525,13 +4228,7 @@
           <a:effectLst/>
         </a:effectStyle>
         <a:effectStyle>
-          <a:effectLst>
-            <a:outerShdw blurRad="57150" dist="19050" dir="5400000" algn="ctr" rotWithShape="0">
-              <a:srgbClr val="000000">
-                <a:alpha val="63000"/>
-              </a:srgbClr>
-            </a:outerShdw>
-          </a:effectLst>
+          <a:effectLst/>
         </a:effectStyle>
       </a:effectStyleLst>
       <a:bgFillStyleLst>
@@ -4541,15 +4238,13 @@
         <a:solidFill>
           <a:schemeClr val="phClr">
             <a:tint val="95000"/>
-            <a:satMod val="170000"/>
           </a:schemeClr>
         </a:solidFill>
-        <a:gradFill rotWithShape="1">
+        <a:gradFill>
           <a:gsLst>
             <a:gs pos="0">
               <a:schemeClr val="phClr">
                 <a:tint val="93000"/>
-                <a:satMod val="150000"/>
                 <a:shade val="98000"/>
                 <a:lumMod val="102000"/>
               </a:schemeClr>
@@ -4557,7 +4252,6 @@
             <a:gs pos="50000">
               <a:schemeClr val="phClr">
                 <a:tint val="98000"/>
-                <a:satMod val="130000"/>
                 <a:shade val="90000"/>
                 <a:lumMod val="103000"/>
               </a:schemeClr>
@@ -4565,41 +4259,16 @@
             <a:gs pos="100000">
               <a:schemeClr val="phClr">
                 <a:shade val="63000"/>
-                <a:satMod val="120000"/>
               </a:schemeClr>
             </a:gs>
           </a:gsLst>
           <a:lin ang="5400000" scaled="0"/>
+          <a:tileRect/>
         </a:gradFill>
       </a:bgFillStyleLst>
     </a:fmtScheme>
   </a:themeElements>
-  <a:objectDefaults>
-    <a:lnDef>
-      <a:spPr/>
-      <a:bodyPr/>
-      <a:lstStyle/>
-      <a:style>
-        <a:lnRef idx="2">
-          <a:schemeClr val="accent1"/>
-        </a:lnRef>
-        <a:fillRef idx="0">
-          <a:schemeClr val="accent1"/>
-        </a:fillRef>
-        <a:effectRef idx="1">
-          <a:schemeClr val="accent1"/>
-        </a:effectRef>
-        <a:fontRef idx="minor">
-          <a:schemeClr val="tx1"/>
-        </a:fontRef>
-      </a:style>
-    </a:lnDef>
-  </a:objectDefaults>
+  <a:objectDefaults/>
   <a:extraClrSchemeLst/>
-  <a:extLst>
-    <a:ext uri="{05A4C25C-085E-4340-85A3-A5531E510DB2}">
-      <thm15:themeFamily xmlns:thm15="http://schemas.microsoft.com/office/thememl/2012/main" name="Office Theme" id="{2E142A2C-CD16-42D6-873A-C26D2A0506FA}" vid="{1BDDFF52-6CD6-40A5-AB3C-68EB2F1E4D0A}"/>
-    </a:ext>
-  </a:extLst>
 </a:theme>
 </file>